--- a/docs/SKILL_WRITING_GUIDE.docx
+++ b/docs/SKILL_WRITING_GUIDE.docx
@@ -14,7 +14,7 @@
       </w:pPr>
       <w:r>
         <w:rPr>
-          <w:rFonts w:ascii="Arial" w:cs="Arial" w:eastAsia="Arial" w:hAnsi="Arial"/>
+          <w:rFonts w:ascii="Arial" w:cs="Arial" w:eastAsia="Noto Sans CJK SC" w:hAnsi="Arial"/>
           <w:b/>
           <w:bCs/>
           <w:color w:val="1F4E79"/>
@@ -31,7 +31,7 @@
       </w:pPr>
       <w:r>
         <w:rPr>
-          <w:rFonts w:ascii="Arial" w:cs="Arial" w:eastAsia="Arial" w:hAnsi="Arial"/>
+          <w:rFonts w:ascii="Arial" w:cs="Arial" w:eastAsia="Noto Sans CJK SC" w:hAnsi="Arial"/>
           <w:b/>
           <w:bCs/>
           <w:color w:val="2E75B6"/>
@@ -48,7 +48,7 @@
       </w:pPr>
       <w:r>
         <w:rPr>
-          <w:rFonts w:ascii="Arial" w:cs="Arial" w:eastAsia="Arial" w:hAnsi="Arial"/>
+          <w:rFonts w:ascii="Arial" w:cs="Arial" w:eastAsia="Noto Sans CJK SC" w:hAnsi="Arial"/>
           <w:color w:val="595959"/>
           <w:sz w:val="28"/>
           <w:szCs w:val="28"/>
@@ -96,7 +96,7 @@
             </w:pPr>
             <w:r>
               <w:rPr>
-                <w:rFonts w:ascii="Arial" w:cs="Arial" w:eastAsia="Arial" w:hAnsi="Arial"/>
+                <w:rFonts w:ascii="Arial" w:cs="Arial" w:eastAsia="Noto Sans CJK SC" w:hAnsi="Arial"/>
                 <w:color w:val="595959"/>
                 <w:sz w:val="22"/>
                 <w:szCs w:val="22"/>
@@ -111,7 +111,7 @@
             </w:pPr>
             <w:r>
               <w:rPr>
-                <w:rFonts w:ascii="Arial" w:cs="Arial" w:eastAsia="Arial" w:hAnsi="Arial"/>
+                <w:rFonts w:ascii="Arial" w:cs="Arial" w:eastAsia="Noto Sans CJK SC" w:hAnsi="Arial"/>
                 <w:color w:val="595959"/>
                 <w:sz w:val="22"/>
                 <w:szCs w:val="22"/>
@@ -126,7 +126,7 @@
             </w:pPr>
             <w:r>
               <w:rPr>
-                <w:rFonts w:ascii="Arial" w:cs="Arial" w:eastAsia="Arial" w:hAnsi="Arial"/>
+                <w:rFonts w:ascii="Arial" w:cs="Arial" w:eastAsia="Noto Sans CJK SC" w:hAnsi="Arial"/>
                 <w:color w:val="2E75B6"/>
                 <w:sz w:val="22"/>
                 <w:szCs w:val="22"/>
@@ -141,7 +141,7 @@
             </w:pPr>
             <w:r>
               <w:rPr>
-                <w:rFonts w:ascii="Arial" w:cs="Arial" w:eastAsia="Arial" w:hAnsi="Arial"/>
+                <w:rFonts w:ascii="Arial" w:cs="Arial" w:eastAsia="Noto Sans CJK SC" w:hAnsi="Arial"/>
                 <w:color w:val="595959"/>
                 <w:sz w:val="22"/>
                 <w:szCs w:val="22"/>
@@ -170,7 +170,7 @@
       </w:pPr>
       <w:r>
         <w:rPr>
-          <w:rFonts w:ascii="Arial" w:cs="Arial" w:eastAsia="Arial" w:hAnsi="Arial"/>
+          <w:rFonts w:ascii="Arial" w:cs="Arial" w:eastAsia="Noto Sans CJK SC" w:hAnsi="Arial"/>
           <w:b/>
           <w:bCs/>
           <w:color w:val="1F4E79"/>
@@ -187,7 +187,7 @@
       </w:pPr>
       <w:r>
         <w:rPr>
-          <w:rFonts w:ascii="Arial" w:cs="Arial" w:eastAsia="Arial" w:hAnsi="Arial"/>
+          <w:rFonts w:ascii="Arial" w:cs="Arial" w:eastAsia="Noto Sans CJK SC" w:hAnsi="Arial"/>
           <w:b/>
           <w:bCs/>
           <w:color w:val="2E75B6"/>
@@ -203,7 +203,7 @@
       </w:pPr>
       <w:r>
         <w:rPr>
-          <w:rFonts w:ascii="Arial" w:cs="Arial" w:eastAsia="Arial" w:hAnsi="Arial"/>
+          <w:rFonts w:ascii="Arial" w:cs="Arial" w:eastAsia="Noto Sans CJK SC" w:hAnsi="Arial"/>
           <w:color w:val="595959"/>
           <w:sz w:val="22"/>
           <w:szCs w:val="22"/>
@@ -217,7 +217,7 @@
       </w:pPr>
       <w:r>
         <w:rPr>
-          <w:rFonts w:ascii="Arial" w:cs="Arial" w:eastAsia="Arial" w:hAnsi="Arial"/>
+          <w:rFonts w:ascii="Arial" w:cs="Arial" w:eastAsia="Noto Sans CJK SC" w:hAnsi="Arial"/>
           <w:color w:val="595959"/>
           <w:sz w:val="22"/>
           <w:szCs w:val="22"/>
@@ -232,7 +232,7 @@
       </w:pPr>
       <w:r>
         <w:rPr>
-          <w:rFonts w:ascii="Arial" w:cs="Arial" w:eastAsia="Arial" w:hAnsi="Arial"/>
+          <w:rFonts w:ascii="Arial" w:cs="Arial" w:eastAsia="Noto Sans CJK SC" w:hAnsi="Arial"/>
           <w:b/>
           <w:bCs/>
           <w:color w:val="2E75B6"/>
@@ -282,7 +282,7 @@
             </w:pPr>
             <w:r>
               <w:rPr>
-                <w:rFonts w:ascii="Arial" w:cs="Arial" w:eastAsia="Arial" w:hAnsi="Arial"/>
+                <w:rFonts w:ascii="Arial" w:cs="Arial" w:eastAsia="Noto Sans CJK SC" w:hAnsi="Arial"/>
                 <w:b/>
                 <w:bCs/>
                 <w:sz w:val="22"/>
@@ -315,7 +315,7 @@
             </w:pPr>
             <w:r>
               <w:rPr>
-                <w:rFonts w:ascii="Arial" w:cs="Arial" w:eastAsia="Arial" w:hAnsi="Arial"/>
+                <w:rFonts w:ascii="Arial" w:cs="Arial" w:eastAsia="Noto Sans CJK SC" w:hAnsi="Arial"/>
                 <w:b/>
                 <w:bCs/>
                 <w:sz w:val="22"/>
@@ -350,7 +350,7 @@
             </w:pPr>
             <w:r>
               <w:rPr>
-                <w:rFonts w:ascii="Arial" w:cs="Arial" w:eastAsia="Arial" w:hAnsi="Arial"/>
+                <w:rFonts w:ascii="Arial" w:cs="Arial" w:eastAsia="Noto Sans CJK SC" w:hAnsi="Arial"/>
                 <w:b w:val="false"/>
                 <w:bCs w:val="false"/>
                 <w:sz w:val="22"/>
@@ -383,7 +383,7 @@
             </w:pPr>
             <w:r>
               <w:rPr>
-                <w:rFonts w:ascii="Arial" w:cs="Arial" w:eastAsia="Arial" w:hAnsi="Arial"/>
+                <w:rFonts w:ascii="Arial" w:cs="Arial" w:eastAsia="Noto Sans CJK SC" w:hAnsi="Arial"/>
                 <w:b w:val="false"/>
                 <w:bCs w:val="false"/>
                 <w:sz w:val="22"/>
@@ -418,7 +418,7 @@
             </w:pPr>
             <w:r>
               <w:rPr>
-                <w:rFonts w:ascii="Arial" w:cs="Arial" w:eastAsia="Arial" w:hAnsi="Arial"/>
+                <w:rFonts w:ascii="Arial" w:cs="Arial" w:eastAsia="Noto Sans CJK SC" w:hAnsi="Arial"/>
                 <w:b w:val="false"/>
                 <w:bCs w:val="false"/>
                 <w:sz w:val="22"/>
@@ -451,7 +451,7 @@
             </w:pPr>
             <w:r>
               <w:rPr>
-                <w:rFonts w:ascii="Arial" w:cs="Arial" w:eastAsia="Arial" w:hAnsi="Arial"/>
+                <w:rFonts w:ascii="Arial" w:cs="Arial" w:eastAsia="Noto Sans CJK SC" w:hAnsi="Arial"/>
                 <w:b w:val="false"/>
                 <w:bCs w:val="false"/>
                 <w:sz w:val="22"/>
@@ -486,7 +486,7 @@
             </w:pPr>
             <w:r>
               <w:rPr>
-                <w:rFonts w:ascii="Arial" w:cs="Arial" w:eastAsia="Arial" w:hAnsi="Arial"/>
+                <w:rFonts w:ascii="Arial" w:cs="Arial" w:eastAsia="Noto Sans CJK SC" w:hAnsi="Arial"/>
                 <w:b w:val="false"/>
                 <w:bCs w:val="false"/>
                 <w:sz w:val="22"/>
@@ -519,7 +519,7 @@
             </w:pPr>
             <w:r>
               <w:rPr>
-                <w:rFonts w:ascii="Arial" w:cs="Arial" w:eastAsia="Arial" w:hAnsi="Arial"/>
+                <w:rFonts w:ascii="Arial" w:cs="Arial" w:eastAsia="Noto Sans CJK SC" w:hAnsi="Arial"/>
                 <w:b w:val="false"/>
                 <w:bCs w:val="false"/>
                 <w:sz w:val="22"/>
@@ -554,7 +554,7 @@
             </w:pPr>
             <w:r>
               <w:rPr>
-                <w:rFonts w:ascii="Arial" w:cs="Arial" w:eastAsia="Arial" w:hAnsi="Arial"/>
+                <w:rFonts w:ascii="Arial" w:cs="Arial" w:eastAsia="Noto Sans CJK SC" w:hAnsi="Arial"/>
                 <w:b w:val="false"/>
                 <w:bCs w:val="false"/>
                 <w:sz w:val="22"/>
@@ -587,7 +587,7 @@
             </w:pPr>
             <w:r>
               <w:rPr>
-                <w:rFonts w:ascii="Arial" w:cs="Arial" w:eastAsia="Arial" w:hAnsi="Arial"/>
+                <w:rFonts w:ascii="Arial" w:cs="Arial" w:eastAsia="Noto Sans CJK SC" w:hAnsi="Arial"/>
                 <w:b w:val="false"/>
                 <w:bCs w:val="false"/>
                 <w:sz w:val="22"/>
@@ -622,7 +622,7 @@
             </w:pPr>
             <w:r>
               <w:rPr>
-                <w:rFonts w:ascii="Arial" w:cs="Arial" w:eastAsia="Arial" w:hAnsi="Arial"/>
+                <w:rFonts w:ascii="Arial" w:cs="Arial" w:eastAsia="Noto Sans CJK SC" w:hAnsi="Arial"/>
                 <w:b w:val="false"/>
                 <w:bCs w:val="false"/>
                 <w:sz w:val="22"/>
@@ -655,7 +655,7 @@
             </w:pPr>
             <w:r>
               <w:rPr>
-                <w:rFonts w:ascii="Arial" w:cs="Arial" w:eastAsia="Arial" w:hAnsi="Arial"/>
+                <w:rFonts w:ascii="Arial" w:cs="Arial" w:eastAsia="Noto Sans CJK SC" w:hAnsi="Arial"/>
                 <w:b w:val="false"/>
                 <w:bCs w:val="false"/>
                 <w:sz w:val="22"/>
@@ -712,7 +712,7 @@
             </w:pPr>
             <w:r>
               <w:rPr>
-                <w:rFonts w:ascii="Arial" w:cs="Arial" w:eastAsia="Arial" w:hAnsi="Arial"/>
+                <w:rFonts w:ascii="Arial" w:cs="Arial" w:eastAsia="Noto Sans CJK SC" w:hAnsi="Arial"/>
                 <w:b/>
                 <w:bCs/>
                 <w:sz w:val="22"/>
@@ -745,7 +745,7 @@
             </w:pPr>
             <w:r>
               <w:rPr>
-                <w:rFonts w:ascii="Arial" w:cs="Arial" w:eastAsia="Arial" w:hAnsi="Arial"/>
+                <w:rFonts w:ascii="Arial" w:cs="Arial" w:eastAsia="Noto Sans CJK SC" w:hAnsi="Arial"/>
                 <w:b/>
                 <w:bCs/>
                 <w:sz w:val="22"/>
@@ -780,7 +780,7 @@
             </w:pPr>
             <w:r>
               <w:rPr>
-                <w:rFonts w:ascii="Arial" w:cs="Arial" w:eastAsia="Arial" w:hAnsi="Arial"/>
+                <w:rFonts w:ascii="Arial" w:cs="Arial" w:eastAsia="Noto Sans CJK SC" w:hAnsi="Arial"/>
                 <w:b w:val="false"/>
                 <w:bCs w:val="false"/>
                 <w:sz w:val="22"/>
@@ -813,7 +813,7 @@
             </w:pPr>
             <w:r>
               <w:rPr>
-                <w:rFonts w:ascii="Arial" w:cs="Arial" w:eastAsia="Arial" w:hAnsi="Arial"/>
+                <w:rFonts w:ascii="Arial" w:cs="Arial" w:eastAsia="Noto Sans CJK SC" w:hAnsi="Arial"/>
                 <w:b w:val="false"/>
                 <w:bCs w:val="false"/>
                 <w:sz w:val="22"/>
@@ -848,7 +848,7 @@
             </w:pPr>
             <w:r>
               <w:rPr>
-                <w:rFonts w:ascii="Arial" w:cs="Arial" w:eastAsia="Arial" w:hAnsi="Arial"/>
+                <w:rFonts w:ascii="Arial" w:cs="Arial" w:eastAsia="Noto Sans CJK SC" w:hAnsi="Arial"/>
                 <w:b w:val="false"/>
                 <w:bCs w:val="false"/>
                 <w:sz w:val="22"/>
@@ -881,7 +881,7 @@
             </w:pPr>
             <w:r>
               <w:rPr>
-                <w:rFonts w:ascii="Arial" w:cs="Arial" w:eastAsia="Arial" w:hAnsi="Arial"/>
+                <w:rFonts w:ascii="Arial" w:cs="Arial" w:eastAsia="Noto Sans CJK SC" w:hAnsi="Arial"/>
                 <w:b w:val="false"/>
                 <w:bCs w:val="false"/>
                 <w:sz w:val="22"/>
@@ -916,7 +916,7 @@
             </w:pPr>
             <w:r>
               <w:rPr>
-                <w:rFonts w:ascii="Arial" w:cs="Arial" w:eastAsia="Arial" w:hAnsi="Arial"/>
+                <w:rFonts w:ascii="Arial" w:cs="Arial" w:eastAsia="Noto Sans CJK SC" w:hAnsi="Arial"/>
                 <w:b w:val="false"/>
                 <w:bCs w:val="false"/>
                 <w:sz w:val="22"/>
@@ -949,7 +949,7 @@
             </w:pPr>
             <w:r>
               <w:rPr>
-                <w:rFonts w:ascii="Arial" w:cs="Arial" w:eastAsia="Arial" w:hAnsi="Arial"/>
+                <w:rFonts w:ascii="Arial" w:cs="Arial" w:eastAsia="Noto Sans CJK SC" w:hAnsi="Arial"/>
                 <w:b w:val="false"/>
                 <w:bCs w:val="false"/>
                 <w:sz w:val="22"/>
@@ -984,7 +984,7 @@
             </w:pPr>
             <w:r>
               <w:rPr>
-                <w:rFonts w:ascii="Arial" w:cs="Arial" w:eastAsia="Arial" w:hAnsi="Arial"/>
+                <w:rFonts w:ascii="Arial" w:cs="Arial" w:eastAsia="Noto Sans CJK SC" w:hAnsi="Arial"/>
                 <w:b w:val="false"/>
                 <w:bCs w:val="false"/>
                 <w:sz w:val="22"/>
@@ -1017,7 +1017,7 @@
             </w:pPr>
             <w:r>
               <w:rPr>
-                <w:rFonts w:ascii="Arial" w:cs="Arial" w:eastAsia="Arial" w:hAnsi="Arial"/>
+                <w:rFonts w:ascii="Arial" w:cs="Arial" w:eastAsia="Noto Sans CJK SC" w:hAnsi="Arial"/>
                 <w:b w:val="false"/>
                 <w:bCs w:val="false"/>
                 <w:sz w:val="22"/>
@@ -1052,7 +1052,7 @@
             </w:pPr>
             <w:r>
               <w:rPr>
-                <w:rFonts w:ascii="Arial" w:cs="Arial" w:eastAsia="Arial" w:hAnsi="Arial"/>
+                <w:rFonts w:ascii="Arial" w:cs="Arial" w:eastAsia="Noto Sans CJK SC" w:hAnsi="Arial"/>
                 <w:b w:val="false"/>
                 <w:bCs w:val="false"/>
                 <w:sz w:val="22"/>
@@ -1085,7 +1085,7 @@
             </w:pPr>
             <w:r>
               <w:rPr>
-                <w:rFonts w:ascii="Arial" w:cs="Arial" w:eastAsia="Arial" w:hAnsi="Arial"/>
+                <w:rFonts w:ascii="Arial" w:cs="Arial" w:eastAsia="Noto Sans CJK SC" w:hAnsi="Arial"/>
                 <w:b w:val="false"/>
                 <w:bCs w:val="false"/>
                 <w:sz w:val="22"/>
@@ -1109,7 +1109,7 @@
       </w:pPr>
       <w:r>
         <w:rPr>
-          <w:rFonts w:ascii="Arial" w:cs="Arial" w:eastAsia="Arial" w:hAnsi="Arial"/>
+          <w:rFonts w:ascii="Arial" w:cs="Arial" w:eastAsia="Noto Sans CJK SC" w:hAnsi="Arial"/>
           <w:b/>
           <w:bCs/>
           <w:color w:val="2E75B6"/>
@@ -1125,7 +1125,7 @@
       </w:pPr>
       <w:r>
         <w:rPr>
-          <w:rFonts w:ascii="Arial" w:cs="Arial" w:eastAsia="Arial" w:hAnsi="Arial"/>
+          <w:rFonts w:ascii="Arial" w:cs="Arial" w:eastAsia="Noto Sans CJK SC" w:hAnsi="Arial"/>
           <w:color w:val="595959"/>
           <w:sz w:val="22"/>
           <w:szCs w:val="22"/>
@@ -1408,7 +1408,7 @@
       </w:pPr>
       <w:r>
         <w:rPr>
-          <w:rFonts w:ascii="Arial" w:cs="Arial" w:eastAsia="Arial" w:hAnsi="Arial"/>
+          <w:rFonts w:ascii="Arial" w:cs="Arial" w:eastAsia="Noto Sans CJK SC" w:hAnsi="Arial"/>
           <w:b/>
           <w:bCs/>
           <w:color w:val="1F4E79"/>
@@ -1425,7 +1425,7 @@
       </w:pPr>
       <w:r>
         <w:rPr>
-          <w:rFonts w:ascii="Arial" w:cs="Arial" w:eastAsia="Arial" w:hAnsi="Arial"/>
+          <w:rFonts w:ascii="Arial" w:cs="Arial" w:eastAsia="Noto Sans CJK SC" w:hAnsi="Arial"/>
           <w:b/>
           <w:bCs/>
           <w:color w:val="2E75B6"/>
@@ -1441,7 +1441,7 @@
       </w:pPr>
       <w:r>
         <w:rPr>
-          <w:rFonts w:ascii="Arial" w:cs="Arial" w:eastAsia="Arial" w:hAnsi="Arial"/>
+          <w:rFonts w:ascii="Arial" w:cs="Arial" w:eastAsia="Noto Sans CJK SC" w:hAnsi="Arial"/>
           <w:color w:val="595959"/>
           <w:sz w:val="22"/>
           <w:szCs w:val="22"/>
@@ -2624,7 +2624,7 @@
       </w:pPr>
       <w:r>
         <w:rPr>
-          <w:rFonts w:ascii="Arial" w:cs="Arial" w:eastAsia="Arial" w:hAnsi="Arial"/>
+          <w:rFonts w:ascii="Arial" w:cs="Arial" w:eastAsia="Noto Sans CJK SC" w:hAnsi="Arial"/>
           <w:b/>
           <w:bCs/>
           <w:color w:val="1F4E79"/>
@@ -2641,7 +2641,7 @@
       </w:pPr>
       <w:r>
         <w:rPr>
-          <w:rFonts w:ascii="Arial" w:cs="Arial" w:eastAsia="Arial" w:hAnsi="Arial"/>
+          <w:rFonts w:ascii="Arial" w:cs="Arial" w:eastAsia="Noto Sans CJK SC" w:hAnsi="Arial"/>
           <w:b/>
           <w:bCs/>
           <w:color w:val="2E75B6"/>
@@ -2692,7 +2692,7 @@
             </w:pPr>
             <w:r>
               <w:rPr>
-                <w:rFonts w:ascii="Arial" w:cs="Arial" w:eastAsia="Arial" w:hAnsi="Arial"/>
+                <w:rFonts w:ascii="Arial" w:cs="Arial" w:eastAsia="Noto Sans CJK SC" w:hAnsi="Arial"/>
                 <w:b/>
                 <w:bCs/>
                 <w:sz w:val="20"/>
@@ -2725,7 +2725,7 @@
             </w:pPr>
             <w:r>
               <w:rPr>
-                <w:rFonts w:ascii="Arial" w:cs="Arial" w:eastAsia="Arial" w:hAnsi="Arial"/>
+                <w:rFonts w:ascii="Arial" w:cs="Arial" w:eastAsia="Noto Sans CJK SC" w:hAnsi="Arial"/>
                 <w:b/>
                 <w:bCs/>
                 <w:sz w:val="20"/>
@@ -2758,7 +2758,7 @@
             </w:pPr>
             <w:r>
               <w:rPr>
-                <w:rFonts w:ascii="Arial" w:cs="Arial" w:eastAsia="Arial" w:hAnsi="Arial"/>
+                <w:rFonts w:ascii="Arial" w:cs="Arial" w:eastAsia="Noto Sans CJK SC" w:hAnsi="Arial"/>
                 <w:b/>
                 <w:bCs/>
                 <w:sz w:val="20"/>
@@ -2793,7 +2793,7 @@
             </w:pPr>
             <w:r>
               <w:rPr>
-                <w:rFonts w:ascii="Arial" w:cs="Arial" w:eastAsia="Arial" w:hAnsi="Arial"/>
+                <w:rFonts w:ascii="Arial" w:cs="Arial" w:eastAsia="Noto Sans CJK SC" w:hAnsi="Arial"/>
                 <w:b w:val="false"/>
                 <w:bCs w:val="false"/>
                 <w:sz w:val="20"/>
@@ -2826,7 +2826,7 @@
             </w:pPr>
             <w:r>
               <w:rPr>
-                <w:rFonts w:ascii="Arial" w:cs="Arial" w:eastAsia="Arial" w:hAnsi="Arial"/>
+                <w:rFonts w:ascii="Arial" w:cs="Arial" w:eastAsia="Noto Sans CJK SC" w:hAnsi="Arial"/>
                 <w:b w:val="false"/>
                 <w:bCs w:val="false"/>
                 <w:sz w:val="20"/>
@@ -2859,7 +2859,7 @@
             </w:pPr>
             <w:r>
               <w:rPr>
-                <w:rFonts w:ascii="Arial" w:cs="Arial" w:eastAsia="Arial" w:hAnsi="Arial"/>
+                <w:rFonts w:ascii="Arial" w:cs="Arial" w:eastAsia="Noto Sans CJK SC" w:hAnsi="Arial"/>
                 <w:b w:val="false"/>
                 <w:bCs w:val="false"/>
                 <w:sz w:val="20"/>
@@ -2894,7 +2894,7 @@
             </w:pPr>
             <w:r>
               <w:rPr>
-                <w:rFonts w:ascii="Arial" w:cs="Arial" w:eastAsia="Arial" w:hAnsi="Arial"/>
+                <w:rFonts w:ascii="Arial" w:cs="Arial" w:eastAsia="Noto Sans CJK SC" w:hAnsi="Arial"/>
                 <w:b w:val="false"/>
                 <w:bCs w:val="false"/>
                 <w:sz w:val="20"/>
@@ -2927,7 +2927,7 @@
             </w:pPr>
             <w:r>
               <w:rPr>
-                <w:rFonts w:ascii="Arial" w:cs="Arial" w:eastAsia="Arial" w:hAnsi="Arial"/>
+                <w:rFonts w:ascii="Arial" w:cs="Arial" w:eastAsia="Noto Sans CJK SC" w:hAnsi="Arial"/>
                 <w:b w:val="false"/>
                 <w:bCs w:val="false"/>
                 <w:sz w:val="20"/>
@@ -2960,7 +2960,7 @@
             </w:pPr>
             <w:r>
               <w:rPr>
-                <w:rFonts w:ascii="Arial" w:cs="Arial" w:eastAsia="Arial" w:hAnsi="Arial"/>
+                <w:rFonts w:ascii="Arial" w:cs="Arial" w:eastAsia="Noto Sans CJK SC" w:hAnsi="Arial"/>
                 <w:b w:val="false"/>
                 <w:bCs w:val="false"/>
                 <w:sz w:val="20"/>
@@ -2995,7 +2995,7 @@
             </w:pPr>
             <w:r>
               <w:rPr>
-                <w:rFonts w:ascii="Arial" w:cs="Arial" w:eastAsia="Arial" w:hAnsi="Arial"/>
+                <w:rFonts w:ascii="Arial" w:cs="Arial" w:eastAsia="Noto Sans CJK SC" w:hAnsi="Arial"/>
                 <w:b w:val="false"/>
                 <w:bCs w:val="false"/>
                 <w:sz w:val="20"/>
@@ -3028,7 +3028,7 @@
             </w:pPr>
             <w:r>
               <w:rPr>
-                <w:rFonts w:ascii="Arial" w:cs="Arial" w:eastAsia="Arial" w:hAnsi="Arial"/>
+                <w:rFonts w:ascii="Arial" w:cs="Arial" w:eastAsia="Noto Sans CJK SC" w:hAnsi="Arial"/>
                 <w:b w:val="false"/>
                 <w:bCs w:val="false"/>
                 <w:sz w:val="20"/>
@@ -3061,7 +3061,7 @@
             </w:pPr>
             <w:r>
               <w:rPr>
-                <w:rFonts w:ascii="Arial" w:cs="Arial" w:eastAsia="Arial" w:hAnsi="Arial"/>
+                <w:rFonts w:ascii="Arial" w:cs="Arial" w:eastAsia="Noto Sans CJK SC" w:hAnsi="Arial"/>
                 <w:b w:val="false"/>
                 <w:bCs w:val="false"/>
                 <w:sz w:val="20"/>
@@ -3096,7 +3096,7 @@
             </w:pPr>
             <w:r>
               <w:rPr>
-                <w:rFonts w:ascii="Arial" w:cs="Arial" w:eastAsia="Arial" w:hAnsi="Arial"/>
+                <w:rFonts w:ascii="Arial" w:cs="Arial" w:eastAsia="Noto Sans CJK SC" w:hAnsi="Arial"/>
                 <w:b w:val="false"/>
                 <w:bCs w:val="false"/>
                 <w:sz w:val="20"/>
@@ -3129,7 +3129,7 @@
             </w:pPr>
             <w:r>
               <w:rPr>
-                <w:rFonts w:ascii="Arial" w:cs="Arial" w:eastAsia="Arial" w:hAnsi="Arial"/>
+                <w:rFonts w:ascii="Arial" w:cs="Arial" w:eastAsia="Noto Sans CJK SC" w:hAnsi="Arial"/>
                 <w:b w:val="false"/>
                 <w:bCs w:val="false"/>
                 <w:sz w:val="20"/>
@@ -3162,7 +3162,7 @@
             </w:pPr>
             <w:r>
               <w:rPr>
-                <w:rFonts w:ascii="Arial" w:cs="Arial" w:eastAsia="Arial" w:hAnsi="Arial"/>
+                <w:rFonts w:ascii="Arial" w:cs="Arial" w:eastAsia="Noto Sans CJK SC" w:hAnsi="Arial"/>
                 <w:b w:val="false"/>
                 <w:bCs w:val="false"/>
                 <w:sz w:val="20"/>
@@ -3186,7 +3186,7 @@
       </w:pPr>
       <w:r>
         <w:rPr>
-          <w:rFonts w:ascii="Arial" w:cs="Arial" w:eastAsia="Arial" w:hAnsi="Arial"/>
+          <w:rFonts w:ascii="Arial" w:cs="Arial" w:eastAsia="Noto Sans CJK SC" w:hAnsi="Arial"/>
           <w:b/>
           <w:bCs/>
           <w:color w:val="2E75B6"/>
@@ -3202,7 +3202,7 @@
       </w:pPr>
       <w:r>
         <w:rPr>
-          <w:rFonts w:ascii="Arial" w:cs="Arial" w:eastAsia="Arial" w:hAnsi="Arial"/>
+          <w:rFonts w:ascii="Arial" w:cs="Arial" w:eastAsia="Noto Sans CJK SC" w:hAnsi="Arial"/>
           <w:color w:val="595959"/>
           <w:sz w:val="22"/>
           <w:szCs w:val="22"/>
@@ -3322,7 +3322,7 @@
       </w:pPr>
       <w:r>
         <w:rPr>
-          <w:rFonts w:ascii="Arial" w:cs="Arial" w:eastAsia="Arial" w:hAnsi="Arial"/>
+          <w:rFonts w:ascii="Arial" w:cs="Arial" w:eastAsia="Noto Sans CJK SC" w:hAnsi="Arial"/>
           <w:b/>
           <w:bCs/>
           <w:color w:val="2E75B6"/>
@@ -3373,7 +3373,7 @@
             </w:pPr>
             <w:r>
               <w:rPr>
-                <w:rFonts w:ascii="Arial" w:cs="Arial" w:eastAsia="Arial" w:hAnsi="Arial"/>
+                <w:rFonts w:ascii="Arial" w:cs="Arial" w:eastAsia="Noto Sans CJK SC" w:hAnsi="Arial"/>
                 <w:b/>
                 <w:bCs/>
                 <w:sz w:val="20"/>
@@ -3406,7 +3406,7 @@
             </w:pPr>
             <w:r>
               <w:rPr>
-                <w:rFonts w:ascii="Arial" w:cs="Arial" w:eastAsia="Arial" w:hAnsi="Arial"/>
+                <w:rFonts w:ascii="Arial" w:cs="Arial" w:eastAsia="Noto Sans CJK SC" w:hAnsi="Arial"/>
                 <w:b/>
                 <w:bCs/>
                 <w:sz w:val="20"/>
@@ -3439,7 +3439,7 @@
             </w:pPr>
             <w:r>
               <w:rPr>
-                <w:rFonts w:ascii="Arial" w:cs="Arial" w:eastAsia="Arial" w:hAnsi="Arial"/>
+                <w:rFonts w:ascii="Arial" w:cs="Arial" w:eastAsia="Noto Sans CJK SC" w:hAnsi="Arial"/>
                 <w:b/>
                 <w:bCs/>
                 <w:sz w:val="20"/>
@@ -3474,7 +3474,7 @@
             </w:pPr>
             <w:r>
               <w:rPr>
-                <w:rFonts w:ascii="Arial" w:cs="Arial" w:eastAsia="Arial" w:hAnsi="Arial"/>
+                <w:rFonts w:ascii="Arial" w:cs="Arial" w:eastAsia="Noto Sans CJK SC" w:hAnsi="Arial"/>
                 <w:b w:val="false"/>
                 <w:bCs w:val="false"/>
                 <w:sz w:val="20"/>
@@ -3507,7 +3507,7 @@
             </w:pPr>
             <w:r>
               <w:rPr>
-                <w:rFonts w:ascii="Arial" w:cs="Arial" w:eastAsia="Arial" w:hAnsi="Arial"/>
+                <w:rFonts w:ascii="Arial" w:cs="Arial" w:eastAsia="Noto Sans CJK SC" w:hAnsi="Arial"/>
                 <w:b w:val="false"/>
                 <w:bCs w:val="false"/>
                 <w:sz w:val="20"/>
@@ -3540,7 +3540,7 @@
             </w:pPr>
             <w:r>
               <w:rPr>
-                <w:rFonts w:ascii="Arial" w:cs="Arial" w:eastAsia="Arial" w:hAnsi="Arial"/>
+                <w:rFonts w:ascii="Arial" w:cs="Arial" w:eastAsia="Noto Sans CJK SC" w:hAnsi="Arial"/>
                 <w:b w:val="false"/>
                 <w:bCs w:val="false"/>
                 <w:sz w:val="20"/>
@@ -3575,7 +3575,7 @@
             </w:pPr>
             <w:r>
               <w:rPr>
-                <w:rFonts w:ascii="Arial" w:cs="Arial" w:eastAsia="Arial" w:hAnsi="Arial"/>
+                <w:rFonts w:ascii="Arial" w:cs="Arial" w:eastAsia="Noto Sans CJK SC" w:hAnsi="Arial"/>
                 <w:b w:val="false"/>
                 <w:bCs w:val="false"/>
                 <w:sz w:val="20"/>
@@ -3608,7 +3608,7 @@
             </w:pPr>
             <w:r>
               <w:rPr>
-                <w:rFonts w:ascii="Arial" w:cs="Arial" w:eastAsia="Arial" w:hAnsi="Arial"/>
+                <w:rFonts w:ascii="Arial" w:cs="Arial" w:eastAsia="Noto Sans CJK SC" w:hAnsi="Arial"/>
                 <w:b w:val="false"/>
                 <w:bCs w:val="false"/>
                 <w:sz w:val="20"/>
@@ -3641,7 +3641,7 @@
             </w:pPr>
             <w:r>
               <w:rPr>
-                <w:rFonts w:ascii="Arial" w:cs="Arial" w:eastAsia="Arial" w:hAnsi="Arial"/>
+                <w:rFonts w:ascii="Arial" w:cs="Arial" w:eastAsia="Noto Sans CJK SC" w:hAnsi="Arial"/>
                 <w:b w:val="false"/>
                 <w:bCs w:val="false"/>
                 <w:sz w:val="20"/>
@@ -3676,7 +3676,7 @@
             </w:pPr>
             <w:r>
               <w:rPr>
-                <w:rFonts w:ascii="Arial" w:cs="Arial" w:eastAsia="Arial" w:hAnsi="Arial"/>
+                <w:rFonts w:ascii="Arial" w:cs="Arial" w:eastAsia="Noto Sans CJK SC" w:hAnsi="Arial"/>
                 <w:b w:val="false"/>
                 <w:bCs w:val="false"/>
                 <w:sz w:val="20"/>
@@ -3709,7 +3709,7 @@
             </w:pPr>
             <w:r>
               <w:rPr>
-                <w:rFonts w:ascii="Arial" w:cs="Arial" w:eastAsia="Arial" w:hAnsi="Arial"/>
+                <w:rFonts w:ascii="Arial" w:cs="Arial" w:eastAsia="Noto Sans CJK SC" w:hAnsi="Arial"/>
                 <w:b w:val="false"/>
                 <w:bCs w:val="false"/>
                 <w:sz w:val="20"/>
@@ -3742,7 +3742,7 @@
             </w:pPr>
             <w:r>
               <w:rPr>
-                <w:rFonts w:ascii="Arial" w:cs="Arial" w:eastAsia="Arial" w:hAnsi="Arial"/>
+                <w:rFonts w:ascii="Arial" w:cs="Arial" w:eastAsia="Noto Sans CJK SC" w:hAnsi="Arial"/>
                 <w:b w:val="false"/>
                 <w:bCs w:val="false"/>
                 <w:sz w:val="20"/>
@@ -3777,7 +3777,7 @@
             </w:pPr>
             <w:r>
               <w:rPr>
-                <w:rFonts w:ascii="Arial" w:cs="Arial" w:eastAsia="Arial" w:hAnsi="Arial"/>
+                <w:rFonts w:ascii="Arial" w:cs="Arial" w:eastAsia="Noto Sans CJK SC" w:hAnsi="Arial"/>
                 <w:b w:val="false"/>
                 <w:bCs w:val="false"/>
                 <w:sz w:val="20"/>
@@ -3810,7 +3810,7 @@
             </w:pPr>
             <w:r>
               <w:rPr>
-                <w:rFonts w:ascii="Arial" w:cs="Arial" w:eastAsia="Arial" w:hAnsi="Arial"/>
+                <w:rFonts w:ascii="Arial" w:cs="Arial" w:eastAsia="Noto Sans CJK SC" w:hAnsi="Arial"/>
                 <w:b w:val="false"/>
                 <w:bCs w:val="false"/>
                 <w:sz w:val="20"/>
@@ -3843,7 +3843,7 @@
             </w:pPr>
             <w:r>
               <w:rPr>
-                <w:rFonts w:ascii="Arial" w:cs="Arial" w:eastAsia="Arial" w:hAnsi="Arial"/>
+                <w:rFonts w:ascii="Arial" w:cs="Arial" w:eastAsia="Noto Sans CJK SC" w:hAnsi="Arial"/>
                 <w:b w:val="false"/>
                 <w:bCs w:val="false"/>
                 <w:sz w:val="20"/>
@@ -3878,7 +3878,7 @@
             </w:pPr>
             <w:r>
               <w:rPr>
-                <w:rFonts w:ascii="Arial" w:cs="Arial" w:eastAsia="Arial" w:hAnsi="Arial"/>
+                <w:rFonts w:ascii="Arial" w:cs="Arial" w:eastAsia="Noto Sans CJK SC" w:hAnsi="Arial"/>
                 <w:b w:val="false"/>
                 <w:bCs w:val="false"/>
                 <w:sz w:val="20"/>
@@ -3911,7 +3911,7 @@
             </w:pPr>
             <w:r>
               <w:rPr>
-                <w:rFonts w:ascii="Arial" w:cs="Arial" w:eastAsia="Arial" w:hAnsi="Arial"/>
+                <w:rFonts w:ascii="Arial" w:cs="Arial" w:eastAsia="Noto Sans CJK SC" w:hAnsi="Arial"/>
                 <w:b w:val="false"/>
                 <w:bCs w:val="false"/>
                 <w:sz w:val="20"/>
@@ -3944,7 +3944,7 @@
             </w:pPr>
             <w:r>
               <w:rPr>
-                <w:rFonts w:ascii="Arial" w:cs="Arial" w:eastAsia="Arial" w:hAnsi="Arial"/>
+                <w:rFonts w:ascii="Arial" w:cs="Arial" w:eastAsia="Noto Sans CJK SC" w:hAnsi="Arial"/>
                 <w:b w:val="false"/>
                 <w:bCs w:val="false"/>
                 <w:sz w:val="20"/>
@@ -3979,7 +3979,7 @@
             </w:pPr>
             <w:r>
               <w:rPr>
-                <w:rFonts w:ascii="Arial" w:cs="Arial" w:eastAsia="Arial" w:hAnsi="Arial"/>
+                <w:rFonts w:ascii="Arial" w:cs="Arial" w:eastAsia="Noto Sans CJK SC" w:hAnsi="Arial"/>
                 <w:b w:val="false"/>
                 <w:bCs w:val="false"/>
                 <w:sz w:val="20"/>
@@ -4012,7 +4012,7 @@
             </w:pPr>
             <w:r>
               <w:rPr>
-                <w:rFonts w:ascii="Arial" w:cs="Arial" w:eastAsia="Arial" w:hAnsi="Arial"/>
+                <w:rFonts w:ascii="Arial" w:cs="Arial" w:eastAsia="Noto Sans CJK SC" w:hAnsi="Arial"/>
                 <w:b w:val="false"/>
                 <w:bCs w:val="false"/>
                 <w:sz w:val="20"/>
@@ -4045,7 +4045,7 @@
             </w:pPr>
             <w:r>
               <w:rPr>
-                <w:rFonts w:ascii="Arial" w:cs="Arial" w:eastAsia="Arial" w:hAnsi="Arial"/>
+                <w:rFonts w:ascii="Arial" w:cs="Arial" w:eastAsia="Noto Sans CJK SC" w:hAnsi="Arial"/>
                 <w:b w:val="false"/>
                 <w:bCs w:val="false"/>
                 <w:sz w:val="20"/>
@@ -4080,7 +4080,7 @@
             </w:pPr>
             <w:r>
               <w:rPr>
-                <w:rFonts w:ascii="Arial" w:cs="Arial" w:eastAsia="Arial" w:hAnsi="Arial"/>
+                <w:rFonts w:ascii="Arial" w:cs="Arial" w:eastAsia="Noto Sans CJK SC" w:hAnsi="Arial"/>
                 <w:b w:val="false"/>
                 <w:bCs w:val="false"/>
                 <w:sz w:val="20"/>
@@ -4113,7 +4113,7 @@
             </w:pPr>
             <w:r>
               <w:rPr>
-                <w:rFonts w:ascii="Arial" w:cs="Arial" w:eastAsia="Arial" w:hAnsi="Arial"/>
+                <w:rFonts w:ascii="Arial" w:cs="Arial" w:eastAsia="Noto Sans CJK SC" w:hAnsi="Arial"/>
                 <w:b w:val="false"/>
                 <w:bCs w:val="false"/>
                 <w:sz w:val="20"/>
@@ -4146,7 +4146,7 @@
             </w:pPr>
             <w:r>
               <w:rPr>
-                <w:rFonts w:ascii="Arial" w:cs="Arial" w:eastAsia="Arial" w:hAnsi="Arial"/>
+                <w:rFonts w:ascii="Arial" w:cs="Arial" w:eastAsia="Noto Sans CJK SC" w:hAnsi="Arial"/>
                 <w:b w:val="false"/>
                 <w:bCs w:val="false"/>
                 <w:sz w:val="20"/>
@@ -4181,7 +4181,7 @@
             </w:pPr>
             <w:r>
               <w:rPr>
-                <w:rFonts w:ascii="Arial" w:cs="Arial" w:eastAsia="Arial" w:hAnsi="Arial"/>
+                <w:rFonts w:ascii="Arial" w:cs="Arial" w:eastAsia="Noto Sans CJK SC" w:hAnsi="Arial"/>
                 <w:b w:val="false"/>
                 <w:bCs w:val="false"/>
                 <w:sz w:val="20"/>
@@ -4214,7 +4214,7 @@
             </w:pPr>
             <w:r>
               <w:rPr>
-                <w:rFonts w:ascii="Arial" w:cs="Arial" w:eastAsia="Arial" w:hAnsi="Arial"/>
+                <w:rFonts w:ascii="Arial" w:cs="Arial" w:eastAsia="Noto Sans CJK SC" w:hAnsi="Arial"/>
                 <w:b w:val="false"/>
                 <w:bCs w:val="false"/>
                 <w:sz w:val="20"/>
@@ -4247,7 +4247,7 @@
             </w:pPr>
             <w:r>
               <w:rPr>
-                <w:rFonts w:ascii="Arial" w:cs="Arial" w:eastAsia="Arial" w:hAnsi="Arial"/>
+                <w:rFonts w:ascii="Arial" w:cs="Arial" w:eastAsia="Noto Sans CJK SC" w:hAnsi="Arial"/>
                 <w:b w:val="false"/>
                 <w:bCs w:val="false"/>
                 <w:sz w:val="20"/>
@@ -4282,7 +4282,7 @@
             </w:pPr>
             <w:r>
               <w:rPr>
-                <w:rFonts w:ascii="Arial" w:cs="Arial" w:eastAsia="Arial" w:hAnsi="Arial"/>
+                <w:rFonts w:ascii="Arial" w:cs="Arial" w:eastAsia="Noto Sans CJK SC" w:hAnsi="Arial"/>
                 <w:b w:val="false"/>
                 <w:bCs w:val="false"/>
                 <w:sz w:val="20"/>
@@ -4315,7 +4315,7 @@
             </w:pPr>
             <w:r>
               <w:rPr>
-                <w:rFonts w:ascii="Arial" w:cs="Arial" w:eastAsia="Arial" w:hAnsi="Arial"/>
+                <w:rFonts w:ascii="Arial" w:cs="Arial" w:eastAsia="Noto Sans CJK SC" w:hAnsi="Arial"/>
                 <w:b w:val="false"/>
                 <w:bCs w:val="false"/>
                 <w:sz w:val="20"/>
@@ -4348,7 +4348,7 @@
             </w:pPr>
             <w:r>
               <w:rPr>
-                <w:rFonts w:ascii="Arial" w:cs="Arial" w:eastAsia="Arial" w:hAnsi="Arial"/>
+                <w:rFonts w:ascii="Arial" w:cs="Arial" w:eastAsia="Noto Sans CJK SC" w:hAnsi="Arial"/>
                 <w:b w:val="false"/>
                 <w:bCs w:val="false"/>
                 <w:sz w:val="20"/>
@@ -4383,7 +4383,7 @@
             </w:pPr>
             <w:r>
               <w:rPr>
-                <w:rFonts w:ascii="Arial" w:cs="Arial" w:eastAsia="Arial" w:hAnsi="Arial"/>
+                <w:rFonts w:ascii="Arial" w:cs="Arial" w:eastAsia="Noto Sans CJK SC" w:hAnsi="Arial"/>
                 <w:b w:val="false"/>
                 <w:bCs w:val="false"/>
                 <w:sz w:val="20"/>
@@ -4416,7 +4416,7 @@
             </w:pPr>
             <w:r>
               <w:rPr>
-                <w:rFonts w:ascii="Arial" w:cs="Arial" w:eastAsia="Arial" w:hAnsi="Arial"/>
+                <w:rFonts w:ascii="Arial" w:cs="Arial" w:eastAsia="Noto Sans CJK SC" w:hAnsi="Arial"/>
                 <w:b w:val="false"/>
                 <w:bCs w:val="false"/>
                 <w:sz w:val="20"/>
@@ -4449,7 +4449,7 @@
             </w:pPr>
             <w:r>
               <w:rPr>
-                <w:rFonts w:ascii="Arial" w:cs="Arial" w:eastAsia="Arial" w:hAnsi="Arial"/>
+                <w:rFonts w:ascii="Arial" w:cs="Arial" w:eastAsia="Noto Sans CJK SC" w:hAnsi="Arial"/>
                 <w:b w:val="false"/>
                 <w:bCs w:val="false"/>
                 <w:sz w:val="20"/>
@@ -4476,7 +4476,7 @@
       </w:pPr>
       <w:r>
         <w:rPr>
-          <w:rFonts w:ascii="Arial" w:cs="Arial" w:eastAsia="Arial" w:hAnsi="Arial"/>
+          <w:rFonts w:ascii="Arial" w:cs="Arial" w:eastAsia="Noto Sans CJK SC" w:hAnsi="Arial"/>
           <w:b/>
           <w:bCs/>
           <w:color w:val="1F4E79"/>
@@ -4492,7 +4492,7 @@
       </w:pPr>
       <w:r>
         <w:rPr>
-          <w:rFonts w:ascii="Arial" w:cs="Arial" w:eastAsia="Arial" w:hAnsi="Arial"/>
+          <w:rFonts w:ascii="Arial" w:cs="Arial" w:eastAsia="Noto Sans CJK SC" w:hAnsi="Arial"/>
           <w:color w:val="595959"/>
           <w:sz w:val="22"/>
           <w:szCs w:val="22"/>
@@ -4507,7 +4507,7 @@
       </w:pPr>
       <w:r>
         <w:rPr>
-          <w:rFonts w:ascii="Arial" w:cs="Arial" w:eastAsia="Arial" w:hAnsi="Arial"/>
+          <w:rFonts w:ascii="Arial" w:cs="Arial" w:eastAsia="Noto Sans CJK SC" w:hAnsi="Arial"/>
           <w:b/>
           <w:bCs/>
           <w:color w:val="2E75B6"/>
@@ -4649,7 +4649,7 @@
       </w:pPr>
       <w:r>
         <w:rPr>
-          <w:rFonts w:ascii="Arial" w:cs="Arial" w:eastAsia="Arial" w:hAnsi="Arial"/>
+          <w:rFonts w:ascii="Arial" w:cs="Arial" w:eastAsia="Noto Sans CJK SC" w:hAnsi="Arial"/>
           <w:b/>
           <w:bCs/>
           <w:color w:val="2E75B6"/>
@@ -4811,7 +4811,7 @@
       </w:pPr>
       <w:r>
         <w:rPr>
-          <w:rFonts w:ascii="Arial" w:cs="Arial" w:eastAsia="Arial" w:hAnsi="Arial"/>
+          <w:rFonts w:ascii="Arial" w:cs="Arial" w:eastAsia="Noto Sans CJK SC" w:hAnsi="Arial"/>
           <w:b/>
           <w:bCs/>
           <w:color w:val="2E75B6"/>
@@ -5053,7 +5053,7 @@
       </w:pPr>
       <w:r>
         <w:rPr>
-          <w:rFonts w:ascii="Arial" w:cs="Arial" w:eastAsia="Arial" w:hAnsi="Arial"/>
+          <w:rFonts w:ascii="Arial" w:cs="Arial" w:eastAsia="Noto Sans CJK SC" w:hAnsi="Arial"/>
           <w:b/>
           <w:bCs/>
           <w:color w:val="2E75B6"/>
@@ -5238,7 +5238,7 @@
       </w:pPr>
       <w:r>
         <w:rPr>
-          <w:rFonts w:ascii="Arial" w:cs="Arial" w:eastAsia="Arial" w:hAnsi="Arial"/>
+          <w:rFonts w:ascii="Arial" w:cs="Arial" w:eastAsia="Noto Sans CJK SC" w:hAnsi="Arial"/>
           <w:b/>
           <w:bCs/>
           <w:color w:val="1F4E79"/>
@@ -5255,7 +5255,7 @@
       </w:pPr>
       <w:r>
         <w:rPr>
-          <w:rFonts w:ascii="Arial" w:cs="Arial" w:eastAsia="Arial" w:hAnsi="Arial"/>
+          <w:rFonts w:ascii="Arial" w:cs="Arial" w:eastAsia="Noto Sans CJK SC" w:hAnsi="Arial"/>
           <w:b/>
           <w:bCs/>
           <w:color w:val="2E75B6"/>
@@ -5271,7 +5271,7 @@
       </w:pPr>
       <w:r>
         <w:rPr>
-          <w:rFonts w:ascii="Arial" w:cs="Arial" w:eastAsia="Arial" w:hAnsi="Arial"/>
+          <w:rFonts w:ascii="Arial" w:cs="Arial" w:eastAsia="Noto Sans CJK SC" w:hAnsi="Arial"/>
           <w:color w:val="595959"/>
           <w:sz w:val="22"/>
           <w:szCs w:val="22"/>
@@ -5285,7 +5285,7 @@
       </w:pPr>
       <w:r>
         <w:rPr>
-          <w:rFonts w:ascii="Arial" w:cs="Arial" w:eastAsia="Arial" w:hAnsi="Arial"/>
+          <w:rFonts w:ascii="Arial" w:cs="Arial" w:eastAsia="Noto Sans CJK SC" w:hAnsi="Arial"/>
           <w:color w:val="595959"/>
           <w:sz w:val="22"/>
           <w:szCs w:val="22"/>
@@ -5339,7 +5339,7 @@
             </w:pPr>
             <w:r>
               <w:rPr>
-                <w:rFonts w:ascii="Arial" w:cs="Arial" w:eastAsia="Arial" w:hAnsi="Arial"/>
+                <w:rFonts w:ascii="Arial" w:cs="Arial" w:eastAsia="Noto Sans CJK SC" w:hAnsi="Arial"/>
                 <w:b/>
                 <w:bCs/>
                 <w:sz w:val="20"/>
@@ -5372,7 +5372,7 @@
             </w:pPr>
             <w:r>
               <w:rPr>
-                <w:rFonts w:ascii="Arial" w:cs="Arial" w:eastAsia="Arial" w:hAnsi="Arial"/>
+                <w:rFonts w:ascii="Arial" w:cs="Arial" w:eastAsia="Noto Sans CJK SC" w:hAnsi="Arial"/>
                 <w:b/>
                 <w:bCs/>
                 <w:sz w:val="20"/>
@@ -5405,7 +5405,7 @@
             </w:pPr>
             <w:r>
               <w:rPr>
-                <w:rFonts w:ascii="Arial" w:cs="Arial" w:eastAsia="Arial" w:hAnsi="Arial"/>
+                <w:rFonts w:ascii="Arial" w:cs="Arial" w:eastAsia="Noto Sans CJK SC" w:hAnsi="Arial"/>
                 <w:b/>
                 <w:bCs/>
                 <w:sz w:val="20"/>
@@ -5440,7 +5440,7 @@
             </w:pPr>
             <w:r>
               <w:rPr>
-                <w:rFonts w:ascii="Arial" w:cs="Arial" w:eastAsia="Arial" w:hAnsi="Arial"/>
+                <w:rFonts w:ascii="Arial" w:cs="Arial" w:eastAsia="Noto Sans CJK SC" w:hAnsi="Arial"/>
                 <w:b w:val="false"/>
                 <w:bCs w:val="false"/>
                 <w:sz w:val="20"/>
@@ -5473,7 +5473,7 @@
             </w:pPr>
             <w:r>
               <w:rPr>
-                <w:rFonts w:ascii="Arial" w:cs="Arial" w:eastAsia="Arial" w:hAnsi="Arial"/>
+                <w:rFonts w:ascii="Arial" w:cs="Arial" w:eastAsia="Noto Sans CJK SC" w:hAnsi="Arial"/>
                 <w:b w:val="false"/>
                 <w:bCs w:val="false"/>
                 <w:sz w:val="20"/>
@@ -5506,7 +5506,7 @@
             </w:pPr>
             <w:r>
               <w:rPr>
-                <w:rFonts w:ascii="Arial" w:cs="Arial" w:eastAsia="Arial" w:hAnsi="Arial"/>
+                <w:rFonts w:ascii="Arial" w:cs="Arial" w:eastAsia="Noto Sans CJK SC" w:hAnsi="Arial"/>
                 <w:b w:val="false"/>
                 <w:bCs w:val="false"/>
                 <w:sz w:val="20"/>
@@ -5541,7 +5541,7 @@
             </w:pPr>
             <w:r>
               <w:rPr>
-                <w:rFonts w:ascii="Arial" w:cs="Arial" w:eastAsia="Arial" w:hAnsi="Arial"/>
+                <w:rFonts w:ascii="Arial" w:cs="Arial" w:eastAsia="Noto Sans CJK SC" w:hAnsi="Arial"/>
                 <w:b w:val="false"/>
                 <w:bCs w:val="false"/>
                 <w:sz w:val="20"/>
@@ -5574,7 +5574,7 @@
             </w:pPr>
             <w:r>
               <w:rPr>
-                <w:rFonts w:ascii="Arial" w:cs="Arial" w:eastAsia="Arial" w:hAnsi="Arial"/>
+                <w:rFonts w:ascii="Arial" w:cs="Arial" w:eastAsia="Noto Sans CJK SC" w:hAnsi="Arial"/>
                 <w:b w:val="false"/>
                 <w:bCs w:val="false"/>
                 <w:sz w:val="20"/>
@@ -5607,7 +5607,7 @@
             </w:pPr>
             <w:r>
               <w:rPr>
-                <w:rFonts w:ascii="Arial" w:cs="Arial" w:eastAsia="Arial" w:hAnsi="Arial"/>
+                <w:rFonts w:ascii="Arial" w:cs="Arial" w:eastAsia="Noto Sans CJK SC" w:hAnsi="Arial"/>
                 <w:b w:val="false"/>
                 <w:bCs w:val="false"/>
                 <w:sz w:val="20"/>
@@ -5642,7 +5642,7 @@
             </w:pPr>
             <w:r>
               <w:rPr>
-                <w:rFonts w:ascii="Arial" w:cs="Arial" w:eastAsia="Arial" w:hAnsi="Arial"/>
+                <w:rFonts w:ascii="Arial" w:cs="Arial" w:eastAsia="Noto Sans CJK SC" w:hAnsi="Arial"/>
                 <w:b w:val="false"/>
                 <w:bCs w:val="false"/>
                 <w:sz w:val="20"/>
@@ -5675,7 +5675,7 @@
             </w:pPr>
             <w:r>
               <w:rPr>
-                <w:rFonts w:ascii="Arial" w:cs="Arial" w:eastAsia="Arial" w:hAnsi="Arial"/>
+                <w:rFonts w:ascii="Arial" w:cs="Arial" w:eastAsia="Noto Sans CJK SC" w:hAnsi="Arial"/>
                 <w:b w:val="false"/>
                 <w:bCs w:val="false"/>
                 <w:sz w:val="20"/>
@@ -5708,7 +5708,7 @@
             </w:pPr>
             <w:r>
               <w:rPr>
-                <w:rFonts w:ascii="Arial" w:cs="Arial" w:eastAsia="Arial" w:hAnsi="Arial"/>
+                <w:rFonts w:ascii="Arial" w:cs="Arial" w:eastAsia="Noto Sans CJK SC" w:hAnsi="Arial"/>
                 <w:b w:val="false"/>
                 <w:bCs w:val="false"/>
                 <w:sz w:val="20"/>
@@ -5743,7 +5743,7 @@
             </w:pPr>
             <w:r>
               <w:rPr>
-                <w:rFonts w:ascii="Arial" w:cs="Arial" w:eastAsia="Arial" w:hAnsi="Arial"/>
+                <w:rFonts w:ascii="Arial" w:cs="Arial" w:eastAsia="Noto Sans CJK SC" w:hAnsi="Arial"/>
                 <w:b w:val="false"/>
                 <w:bCs w:val="false"/>
                 <w:sz w:val="20"/>
@@ -5776,7 +5776,7 @@
             </w:pPr>
             <w:r>
               <w:rPr>
-                <w:rFonts w:ascii="Arial" w:cs="Arial" w:eastAsia="Arial" w:hAnsi="Arial"/>
+                <w:rFonts w:ascii="Arial" w:cs="Arial" w:eastAsia="Noto Sans CJK SC" w:hAnsi="Arial"/>
                 <w:b w:val="false"/>
                 <w:bCs w:val="false"/>
                 <w:sz w:val="20"/>
@@ -5809,7 +5809,7 @@
             </w:pPr>
             <w:r>
               <w:rPr>
-                <w:rFonts w:ascii="Arial" w:cs="Arial" w:eastAsia="Arial" w:hAnsi="Arial"/>
+                <w:rFonts w:ascii="Arial" w:cs="Arial" w:eastAsia="Noto Sans CJK SC" w:hAnsi="Arial"/>
                 <w:b w:val="false"/>
                 <w:bCs w:val="false"/>
                 <w:sz w:val="20"/>
@@ -5844,7 +5844,7 @@
             </w:pPr>
             <w:r>
               <w:rPr>
-                <w:rFonts w:ascii="Arial" w:cs="Arial" w:eastAsia="Arial" w:hAnsi="Arial"/>
+                <w:rFonts w:ascii="Arial" w:cs="Arial" w:eastAsia="Noto Sans CJK SC" w:hAnsi="Arial"/>
                 <w:b w:val="false"/>
                 <w:bCs w:val="false"/>
                 <w:sz w:val="20"/>
@@ -5877,7 +5877,7 @@
             </w:pPr>
             <w:r>
               <w:rPr>
-                <w:rFonts w:ascii="Arial" w:cs="Arial" w:eastAsia="Arial" w:hAnsi="Arial"/>
+                <w:rFonts w:ascii="Arial" w:cs="Arial" w:eastAsia="Noto Sans CJK SC" w:hAnsi="Arial"/>
                 <w:b w:val="false"/>
                 <w:bCs w:val="false"/>
                 <w:sz w:val="20"/>
@@ -5910,7 +5910,7 @@
             </w:pPr>
             <w:r>
               <w:rPr>
-                <w:rFonts w:ascii="Arial" w:cs="Arial" w:eastAsia="Arial" w:hAnsi="Arial"/>
+                <w:rFonts w:ascii="Arial" w:cs="Arial" w:eastAsia="Noto Sans CJK SC" w:hAnsi="Arial"/>
                 <w:b w:val="false"/>
                 <w:bCs w:val="false"/>
                 <w:sz w:val="20"/>
@@ -5934,7 +5934,7 @@
       </w:pPr>
       <w:r>
         <w:rPr>
-          <w:rFonts w:ascii="Arial" w:cs="Arial" w:eastAsia="Arial" w:hAnsi="Arial"/>
+          <w:rFonts w:ascii="Arial" w:cs="Arial" w:eastAsia="Noto Sans CJK SC" w:hAnsi="Arial"/>
           <w:b/>
           <w:bCs/>
           <w:color w:val="2E75B6"/>
@@ -5982,7 +5982,7 @@
             </w:pPr>
             <w:r>
               <w:rPr>
-                <w:rFonts w:ascii="Arial" w:cs="Arial" w:eastAsia="Arial" w:hAnsi="Arial"/>
+                <w:rFonts w:ascii="Arial" w:cs="Arial" w:eastAsia="Noto Sans CJK SC" w:hAnsi="Arial"/>
                 <w:b/>
                 <w:bCs/>
                 <w:sz w:val="22"/>
@@ -5992,7 +5992,7 @@
             </w:r>
             <w:r>
               <w:rPr>
-                <w:rFonts w:ascii="Arial" w:cs="Arial" w:eastAsia="Arial" w:hAnsi="Arial"/>
+                <w:rFonts w:ascii="Arial" w:cs="Arial" w:eastAsia="Noto Sans CJK SC" w:hAnsi="Arial"/>
                 <w:sz w:val="22"/>
                 <w:szCs w:val="22"/>
               </w:rPr>
@@ -6018,7 +6018,7 @@
       </w:pPr>
       <w:r>
         <w:rPr>
-          <w:rFonts w:ascii="Arial" w:cs="Arial" w:eastAsia="Arial" w:hAnsi="Arial"/>
+          <w:rFonts w:ascii="Arial" w:cs="Arial" w:eastAsia="Noto Sans CJK SC" w:hAnsi="Arial"/>
           <w:color w:val="595959"/>
           <w:sz w:val="22"/>
           <w:szCs w:val="22"/>
@@ -6037,7 +6037,7 @@
       </w:pPr>
       <w:r>
         <w:rPr>
-          <w:rFonts w:ascii="Arial" w:cs="Arial" w:eastAsia="Arial" w:hAnsi="Arial"/>
+          <w:rFonts w:ascii="Arial" w:cs="Arial" w:eastAsia="Noto Sans CJK SC" w:hAnsi="Arial"/>
           <w:color w:val="595959"/>
           <w:sz w:val="22"/>
           <w:szCs w:val="22"/>
@@ -6056,7 +6056,7 @@
       </w:pPr>
       <w:r>
         <w:rPr>
-          <w:rFonts w:ascii="Arial" w:cs="Arial" w:eastAsia="Arial" w:hAnsi="Arial"/>
+          <w:rFonts w:ascii="Arial" w:cs="Arial" w:eastAsia="Noto Sans CJK SC" w:hAnsi="Arial"/>
           <w:color w:val="595959"/>
           <w:sz w:val="22"/>
           <w:szCs w:val="22"/>
@@ -6075,7 +6075,7 @@
       </w:pPr>
       <w:r>
         <w:rPr>
-          <w:rFonts w:ascii="Arial" w:cs="Arial" w:eastAsia="Arial" w:hAnsi="Arial"/>
+          <w:rFonts w:ascii="Arial" w:cs="Arial" w:eastAsia="Noto Sans CJK SC" w:hAnsi="Arial"/>
           <w:color w:val="595959"/>
           <w:sz w:val="22"/>
           <w:szCs w:val="22"/>
@@ -6094,7 +6094,7 @@
       </w:pPr>
       <w:r>
         <w:rPr>
-          <w:rFonts w:ascii="Arial" w:cs="Arial" w:eastAsia="Arial" w:hAnsi="Arial"/>
+          <w:rFonts w:ascii="Arial" w:cs="Arial" w:eastAsia="Noto Sans CJK SC" w:hAnsi="Arial"/>
           <w:color w:val="595959"/>
           <w:sz w:val="22"/>
           <w:szCs w:val="22"/>
@@ -6113,7 +6113,7 @@
       </w:pPr>
       <w:r>
         <w:rPr>
-          <w:rFonts w:ascii="Arial" w:cs="Arial" w:eastAsia="Arial" w:hAnsi="Arial"/>
+          <w:rFonts w:ascii="Arial" w:cs="Arial" w:eastAsia="Noto Sans CJK SC" w:hAnsi="Arial"/>
           <w:color w:val="595959"/>
           <w:sz w:val="22"/>
           <w:szCs w:val="22"/>
@@ -6133,7 +6133,7 @@
       </w:pPr>
       <w:r>
         <w:rPr>
-          <w:rFonts w:ascii="Arial" w:cs="Arial" w:eastAsia="Arial" w:hAnsi="Arial"/>
+          <w:rFonts w:ascii="Arial" w:cs="Arial" w:eastAsia="Noto Sans CJK SC" w:hAnsi="Arial"/>
           <w:b/>
           <w:bCs/>
           <w:color w:val="2E75B6"/>
@@ -6181,7 +6181,7 @@
             </w:pPr>
             <w:r>
               <w:rPr>
-                <w:rFonts w:ascii="Arial" w:cs="Arial" w:eastAsia="Arial" w:hAnsi="Arial"/>
+                <w:rFonts w:ascii="Arial" w:cs="Arial" w:eastAsia="Noto Sans CJK SC" w:hAnsi="Arial"/>
                 <w:b/>
                 <w:bCs/>
                 <w:sz w:val="22"/>
@@ -6191,7 +6191,7 @@
             </w:r>
             <w:r>
               <w:rPr>
-                <w:rFonts w:ascii="Arial" w:cs="Arial" w:eastAsia="Arial" w:hAnsi="Arial"/>
+                <w:rFonts w:ascii="Arial" w:cs="Arial" w:eastAsia="Noto Sans CJK SC" w:hAnsi="Arial"/>
                 <w:sz w:val="22"/>
                 <w:szCs w:val="22"/>
               </w:rPr>
@@ -6217,7 +6217,7 @@
       </w:pPr>
       <w:r>
         <w:rPr>
-          <w:rFonts w:ascii="Arial" w:cs="Arial" w:eastAsia="Arial" w:hAnsi="Arial"/>
+          <w:rFonts w:ascii="Arial" w:cs="Arial" w:eastAsia="Noto Sans CJK SC" w:hAnsi="Arial"/>
           <w:color w:val="595959"/>
           <w:sz w:val="22"/>
           <w:szCs w:val="22"/>
@@ -6236,7 +6236,7 @@
       </w:pPr>
       <w:r>
         <w:rPr>
-          <w:rFonts w:ascii="Arial" w:cs="Arial" w:eastAsia="Arial" w:hAnsi="Arial"/>
+          <w:rFonts w:ascii="Arial" w:cs="Arial" w:eastAsia="Noto Sans CJK SC" w:hAnsi="Arial"/>
           <w:color w:val="595959"/>
           <w:sz w:val="22"/>
           <w:szCs w:val="22"/>
@@ -6255,7 +6255,7 @@
       </w:pPr>
       <w:r>
         <w:rPr>
-          <w:rFonts w:ascii="Arial" w:cs="Arial" w:eastAsia="Arial" w:hAnsi="Arial"/>
+          <w:rFonts w:ascii="Arial" w:cs="Arial" w:eastAsia="Noto Sans CJK SC" w:hAnsi="Arial"/>
           <w:color w:val="595959"/>
           <w:sz w:val="22"/>
           <w:szCs w:val="22"/>
@@ -6274,7 +6274,7 @@
       </w:pPr>
       <w:r>
         <w:rPr>
-          <w:rFonts w:ascii="Arial" w:cs="Arial" w:eastAsia="Arial" w:hAnsi="Arial"/>
+          <w:rFonts w:ascii="Arial" w:cs="Arial" w:eastAsia="Noto Sans CJK SC" w:hAnsi="Arial"/>
           <w:color w:val="595959"/>
           <w:sz w:val="22"/>
           <w:szCs w:val="22"/>
@@ -6293,7 +6293,7 @@
       </w:pPr>
       <w:r>
         <w:rPr>
-          <w:rFonts w:ascii="Arial" w:cs="Arial" w:eastAsia="Arial" w:hAnsi="Arial"/>
+          <w:rFonts w:ascii="Arial" w:cs="Arial" w:eastAsia="Noto Sans CJK SC" w:hAnsi="Arial"/>
           <w:color w:val="595959"/>
           <w:sz w:val="22"/>
           <w:szCs w:val="22"/>
@@ -6313,7 +6313,7 @@
       </w:pPr>
       <w:r>
         <w:rPr>
-          <w:rFonts w:ascii="Arial" w:cs="Arial" w:eastAsia="Arial" w:hAnsi="Arial"/>
+          <w:rFonts w:ascii="Arial" w:cs="Arial" w:eastAsia="Noto Sans CJK SC" w:hAnsi="Arial"/>
           <w:b/>
           <w:bCs/>
           <w:color w:val="2E75B6"/>
@@ -6361,7 +6361,7 @@
             </w:pPr>
             <w:r>
               <w:rPr>
-                <w:rFonts w:ascii="Arial" w:cs="Arial" w:eastAsia="Arial" w:hAnsi="Arial"/>
+                <w:rFonts w:ascii="Arial" w:cs="Arial" w:eastAsia="Noto Sans CJK SC" w:hAnsi="Arial"/>
                 <w:b/>
                 <w:bCs/>
                 <w:sz w:val="22"/>
@@ -6371,7 +6371,7 @@
             </w:r>
             <w:r>
               <w:rPr>
-                <w:rFonts w:ascii="Arial" w:cs="Arial" w:eastAsia="Arial" w:hAnsi="Arial"/>
+                <w:rFonts w:ascii="Arial" w:cs="Arial" w:eastAsia="Noto Sans CJK SC" w:hAnsi="Arial"/>
                 <w:sz w:val="22"/>
                 <w:szCs w:val="22"/>
               </w:rPr>
@@ -6397,7 +6397,7 @@
       </w:pPr>
       <w:r>
         <w:rPr>
-          <w:rFonts w:ascii="Arial" w:cs="Arial" w:eastAsia="Arial" w:hAnsi="Arial"/>
+          <w:rFonts w:ascii="Arial" w:cs="Arial" w:eastAsia="Noto Sans CJK SC" w:hAnsi="Arial"/>
           <w:color w:val="595959"/>
           <w:sz w:val="22"/>
           <w:szCs w:val="22"/>
@@ -6416,7 +6416,7 @@
       </w:pPr>
       <w:r>
         <w:rPr>
-          <w:rFonts w:ascii="Arial" w:cs="Arial" w:eastAsia="Arial" w:hAnsi="Arial"/>
+          <w:rFonts w:ascii="Arial" w:cs="Arial" w:eastAsia="Noto Sans CJK SC" w:hAnsi="Arial"/>
           <w:color w:val="595959"/>
           <w:sz w:val="22"/>
           <w:szCs w:val="22"/>
@@ -6435,7 +6435,7 @@
       </w:pPr>
       <w:r>
         <w:rPr>
-          <w:rFonts w:ascii="Arial" w:cs="Arial" w:eastAsia="Arial" w:hAnsi="Arial"/>
+          <w:rFonts w:ascii="Arial" w:cs="Arial" w:eastAsia="Noto Sans CJK SC" w:hAnsi="Arial"/>
           <w:color w:val="595959"/>
           <w:sz w:val="22"/>
           <w:szCs w:val="22"/>
@@ -6454,7 +6454,7 @@
       </w:pPr>
       <w:r>
         <w:rPr>
-          <w:rFonts w:ascii="Arial" w:cs="Arial" w:eastAsia="Arial" w:hAnsi="Arial"/>
+          <w:rFonts w:ascii="Arial" w:cs="Arial" w:eastAsia="Noto Sans CJK SC" w:hAnsi="Arial"/>
           <w:color w:val="595959"/>
           <w:sz w:val="22"/>
           <w:szCs w:val="22"/>
@@ -6473,7 +6473,7 @@
       </w:pPr>
       <w:r>
         <w:rPr>
-          <w:rFonts w:ascii="Arial" w:cs="Arial" w:eastAsia="Arial" w:hAnsi="Arial"/>
+          <w:rFonts w:ascii="Arial" w:cs="Arial" w:eastAsia="Noto Sans CJK SC" w:hAnsi="Arial"/>
           <w:color w:val="595959"/>
           <w:sz w:val="22"/>
           <w:szCs w:val="22"/>
@@ -6492,7 +6492,7 @@
       </w:pPr>
       <w:r>
         <w:rPr>
-          <w:rFonts w:ascii="Arial" w:cs="Arial" w:eastAsia="Arial" w:hAnsi="Arial"/>
+          <w:rFonts w:ascii="Arial" w:cs="Arial" w:eastAsia="Noto Sans CJK SC" w:hAnsi="Arial"/>
           <w:color w:val="595959"/>
           <w:sz w:val="22"/>
           <w:szCs w:val="22"/>
@@ -6511,7 +6511,7 @@
       </w:pPr>
       <w:r>
         <w:rPr>
-          <w:rFonts w:ascii="Arial" w:cs="Arial" w:eastAsia="Arial" w:hAnsi="Arial"/>
+          <w:rFonts w:ascii="Arial" w:cs="Arial" w:eastAsia="Noto Sans CJK SC" w:hAnsi="Arial"/>
           <w:color w:val="595959"/>
           <w:sz w:val="22"/>
           <w:szCs w:val="22"/>
@@ -6531,7 +6531,7 @@
       </w:pPr>
       <w:r>
         <w:rPr>
-          <w:rFonts w:ascii="Arial" w:cs="Arial" w:eastAsia="Arial" w:hAnsi="Arial"/>
+          <w:rFonts w:ascii="Arial" w:cs="Arial" w:eastAsia="Noto Sans CJK SC" w:hAnsi="Arial"/>
           <w:b/>
           <w:bCs/>
           <w:color w:val="2E75B6"/>
@@ -6816,7 +6816,7 @@
       </w:pPr>
       <w:r>
         <w:rPr>
-          <w:rFonts w:ascii="Arial" w:cs="Arial" w:eastAsia="Arial" w:hAnsi="Arial"/>
+          <w:rFonts w:ascii="Arial" w:cs="Arial" w:eastAsia="Noto Sans CJK SC" w:hAnsi="Arial"/>
           <w:b/>
           <w:bCs/>
           <w:color w:val="1F4E79"/>
@@ -6832,7 +6832,7 @@
       </w:pPr>
       <w:r>
         <w:rPr>
-          <w:rFonts w:ascii="Arial" w:cs="Arial" w:eastAsia="Arial" w:hAnsi="Arial"/>
+          <w:rFonts w:ascii="Arial" w:cs="Arial" w:eastAsia="Noto Sans CJK SC" w:hAnsi="Arial"/>
           <w:color w:val="595959"/>
           <w:sz w:val="22"/>
           <w:szCs w:val="22"/>
@@ -6847,7 +6847,7 @@
       </w:pPr>
       <w:r>
         <w:rPr>
-          <w:rFonts w:ascii="Arial" w:cs="Arial" w:eastAsia="Arial" w:hAnsi="Arial"/>
+          <w:rFonts w:ascii="Arial" w:cs="Arial" w:eastAsia="Noto Sans CJK SC" w:hAnsi="Arial"/>
           <w:b/>
           <w:bCs/>
           <w:color w:val="2E75B6"/>
@@ -6897,7 +6897,7 @@
             </w:pPr>
             <w:r>
               <w:rPr>
-                <w:rFonts w:ascii="Arial" w:cs="Arial" w:eastAsia="Arial" w:hAnsi="Arial"/>
+                <w:rFonts w:ascii="Arial" w:cs="Arial" w:eastAsia="Noto Sans CJK SC" w:hAnsi="Arial"/>
                 <w:b/>
                 <w:bCs/>
                 <w:sz w:val="22"/>
@@ -6930,7 +6930,7 @@
             </w:pPr>
             <w:r>
               <w:rPr>
-                <w:rFonts w:ascii="Arial" w:cs="Arial" w:eastAsia="Arial" w:hAnsi="Arial"/>
+                <w:rFonts w:ascii="Arial" w:cs="Arial" w:eastAsia="Noto Sans CJK SC" w:hAnsi="Arial"/>
                 <w:b/>
                 <w:bCs/>
                 <w:sz w:val="22"/>
@@ -6965,7 +6965,7 @@
             </w:pPr>
             <w:r>
               <w:rPr>
-                <w:rFonts w:ascii="Arial" w:cs="Arial" w:eastAsia="Arial" w:hAnsi="Arial"/>
+                <w:rFonts w:ascii="Arial" w:cs="Arial" w:eastAsia="Noto Sans CJK SC" w:hAnsi="Arial"/>
                 <w:b w:val="false"/>
                 <w:bCs w:val="false"/>
                 <w:sz w:val="22"/>
@@ -6998,7 +6998,7 @@
             </w:pPr>
             <w:r>
               <w:rPr>
-                <w:rFonts w:ascii="Arial" w:cs="Arial" w:eastAsia="Arial" w:hAnsi="Arial"/>
+                <w:rFonts w:ascii="Arial" w:cs="Arial" w:eastAsia="Noto Sans CJK SC" w:hAnsi="Arial"/>
                 <w:b w:val="false"/>
                 <w:bCs w:val="false"/>
                 <w:sz w:val="22"/>
@@ -7033,7 +7033,7 @@
             </w:pPr>
             <w:r>
               <w:rPr>
-                <w:rFonts w:ascii="Arial" w:cs="Arial" w:eastAsia="Arial" w:hAnsi="Arial"/>
+                <w:rFonts w:ascii="Arial" w:cs="Arial" w:eastAsia="Noto Sans CJK SC" w:hAnsi="Arial"/>
                 <w:b w:val="false"/>
                 <w:bCs w:val="false"/>
                 <w:sz w:val="22"/>
@@ -7066,7 +7066,7 @@
             </w:pPr>
             <w:r>
               <w:rPr>
-                <w:rFonts w:ascii="Arial" w:cs="Arial" w:eastAsia="Arial" w:hAnsi="Arial"/>
+                <w:rFonts w:ascii="Arial" w:cs="Arial" w:eastAsia="Noto Sans CJK SC" w:hAnsi="Arial"/>
                 <w:b w:val="false"/>
                 <w:bCs w:val="false"/>
                 <w:sz w:val="22"/>
@@ -7101,7 +7101,7 @@
             </w:pPr>
             <w:r>
               <w:rPr>
-                <w:rFonts w:ascii="Arial" w:cs="Arial" w:eastAsia="Arial" w:hAnsi="Arial"/>
+                <w:rFonts w:ascii="Arial" w:cs="Arial" w:eastAsia="Noto Sans CJK SC" w:hAnsi="Arial"/>
                 <w:b w:val="false"/>
                 <w:bCs w:val="false"/>
                 <w:sz w:val="22"/>
@@ -7134,7 +7134,7 @@
             </w:pPr>
             <w:r>
               <w:rPr>
-                <w:rFonts w:ascii="Arial" w:cs="Arial" w:eastAsia="Arial" w:hAnsi="Arial"/>
+                <w:rFonts w:ascii="Arial" w:cs="Arial" w:eastAsia="Noto Sans CJK SC" w:hAnsi="Arial"/>
                 <w:b w:val="false"/>
                 <w:bCs w:val="false"/>
                 <w:sz w:val="22"/>
@@ -7169,7 +7169,7 @@
             </w:pPr>
             <w:r>
               <w:rPr>
-                <w:rFonts w:ascii="Arial" w:cs="Arial" w:eastAsia="Arial" w:hAnsi="Arial"/>
+                <w:rFonts w:ascii="Arial" w:cs="Arial" w:eastAsia="Noto Sans CJK SC" w:hAnsi="Arial"/>
                 <w:b w:val="false"/>
                 <w:bCs w:val="false"/>
                 <w:sz w:val="22"/>
@@ -7202,7 +7202,7 @@
             </w:pPr>
             <w:r>
               <w:rPr>
-                <w:rFonts w:ascii="Arial" w:cs="Arial" w:eastAsia="Arial" w:hAnsi="Arial"/>
+                <w:rFonts w:ascii="Arial" w:cs="Arial" w:eastAsia="Noto Sans CJK SC" w:hAnsi="Arial"/>
                 <w:b w:val="false"/>
                 <w:bCs w:val="false"/>
                 <w:sz w:val="22"/>
@@ -7237,7 +7237,7 @@
             </w:pPr>
             <w:r>
               <w:rPr>
-                <w:rFonts w:ascii="Arial" w:cs="Arial" w:eastAsia="Arial" w:hAnsi="Arial"/>
+                <w:rFonts w:ascii="Arial" w:cs="Arial" w:eastAsia="Noto Sans CJK SC" w:hAnsi="Arial"/>
                 <w:b w:val="false"/>
                 <w:bCs w:val="false"/>
                 <w:sz w:val="22"/>
@@ -7270,7 +7270,7 @@
             </w:pPr>
             <w:r>
               <w:rPr>
-                <w:rFonts w:ascii="Arial" w:cs="Arial" w:eastAsia="Arial" w:hAnsi="Arial"/>
+                <w:rFonts w:ascii="Arial" w:cs="Arial" w:eastAsia="Noto Sans CJK SC" w:hAnsi="Arial"/>
                 <w:b w:val="false"/>
                 <w:bCs w:val="false"/>
                 <w:sz w:val="22"/>
@@ -7305,7 +7305,7 @@
             </w:pPr>
             <w:r>
               <w:rPr>
-                <w:rFonts w:ascii="Arial" w:cs="Arial" w:eastAsia="Arial" w:hAnsi="Arial"/>
+                <w:rFonts w:ascii="Arial" w:cs="Arial" w:eastAsia="Noto Sans CJK SC" w:hAnsi="Arial"/>
                 <w:b w:val="false"/>
                 <w:bCs w:val="false"/>
                 <w:sz w:val="22"/>
@@ -7338,7 +7338,7 @@
             </w:pPr>
             <w:r>
               <w:rPr>
-                <w:rFonts w:ascii="Arial" w:cs="Arial" w:eastAsia="Arial" w:hAnsi="Arial"/>
+                <w:rFonts w:ascii="Arial" w:cs="Arial" w:eastAsia="Noto Sans CJK SC" w:hAnsi="Arial"/>
                 <w:b w:val="false"/>
                 <w:bCs w:val="false"/>
                 <w:sz w:val="22"/>
@@ -7487,7 +7487,7 @@
       </w:pPr>
       <w:r>
         <w:rPr>
-          <w:rFonts w:ascii="Arial" w:cs="Arial" w:eastAsia="Arial" w:hAnsi="Arial"/>
+          <w:rFonts w:ascii="Arial" w:cs="Arial" w:eastAsia="Noto Sans CJK SC" w:hAnsi="Arial"/>
           <w:b/>
           <w:bCs/>
           <w:color w:val="2E75B6"/>
@@ -7537,7 +7537,7 @@
             </w:pPr>
             <w:r>
               <w:rPr>
-                <w:rFonts w:ascii="Arial" w:cs="Arial" w:eastAsia="Arial" w:hAnsi="Arial"/>
+                <w:rFonts w:ascii="Arial" w:cs="Arial" w:eastAsia="Noto Sans CJK SC" w:hAnsi="Arial"/>
                 <w:b/>
                 <w:bCs/>
                 <w:sz w:val="22"/>
@@ -7570,7 +7570,7 @@
             </w:pPr>
             <w:r>
               <w:rPr>
-                <w:rFonts w:ascii="Arial" w:cs="Arial" w:eastAsia="Arial" w:hAnsi="Arial"/>
+                <w:rFonts w:ascii="Arial" w:cs="Arial" w:eastAsia="Noto Sans CJK SC" w:hAnsi="Arial"/>
                 <w:b/>
                 <w:bCs/>
                 <w:sz w:val="22"/>
@@ -7605,7 +7605,7 @@
             </w:pPr>
             <w:r>
               <w:rPr>
-                <w:rFonts w:ascii="Arial" w:cs="Arial" w:eastAsia="Arial" w:hAnsi="Arial"/>
+                <w:rFonts w:ascii="Arial" w:cs="Arial" w:eastAsia="Noto Sans CJK SC" w:hAnsi="Arial"/>
                 <w:b w:val="false"/>
                 <w:bCs w:val="false"/>
                 <w:sz w:val="22"/>
@@ -7638,7 +7638,7 @@
             </w:pPr>
             <w:r>
               <w:rPr>
-                <w:rFonts w:ascii="Arial" w:cs="Arial" w:eastAsia="Arial" w:hAnsi="Arial"/>
+                <w:rFonts w:ascii="Arial" w:cs="Arial" w:eastAsia="Noto Sans CJK SC" w:hAnsi="Arial"/>
                 <w:b w:val="false"/>
                 <w:bCs w:val="false"/>
                 <w:sz w:val="22"/>
@@ -7673,7 +7673,7 @@
             </w:pPr>
             <w:r>
               <w:rPr>
-                <w:rFonts w:ascii="Arial" w:cs="Arial" w:eastAsia="Arial" w:hAnsi="Arial"/>
+                <w:rFonts w:ascii="Arial" w:cs="Arial" w:eastAsia="Noto Sans CJK SC" w:hAnsi="Arial"/>
                 <w:b w:val="false"/>
                 <w:bCs w:val="false"/>
                 <w:sz w:val="22"/>
@@ -7706,7 +7706,7 @@
             </w:pPr>
             <w:r>
               <w:rPr>
-                <w:rFonts w:ascii="Arial" w:cs="Arial" w:eastAsia="Arial" w:hAnsi="Arial"/>
+                <w:rFonts w:ascii="Arial" w:cs="Arial" w:eastAsia="Noto Sans CJK SC" w:hAnsi="Arial"/>
                 <w:b w:val="false"/>
                 <w:bCs w:val="false"/>
                 <w:sz w:val="22"/>
@@ -7741,7 +7741,7 @@
             </w:pPr>
             <w:r>
               <w:rPr>
-                <w:rFonts w:ascii="Arial" w:cs="Arial" w:eastAsia="Arial" w:hAnsi="Arial"/>
+                <w:rFonts w:ascii="Arial" w:cs="Arial" w:eastAsia="Noto Sans CJK SC" w:hAnsi="Arial"/>
                 <w:b w:val="false"/>
                 <w:bCs w:val="false"/>
                 <w:sz w:val="22"/>
@@ -7774,7 +7774,7 @@
             </w:pPr>
             <w:r>
               <w:rPr>
-                <w:rFonts w:ascii="Arial" w:cs="Arial" w:eastAsia="Arial" w:hAnsi="Arial"/>
+                <w:rFonts w:ascii="Arial" w:cs="Arial" w:eastAsia="Noto Sans CJK SC" w:hAnsi="Arial"/>
                 <w:b w:val="false"/>
                 <w:bCs w:val="false"/>
                 <w:sz w:val="22"/>
@@ -7809,7 +7809,7 @@
             </w:pPr>
             <w:r>
               <w:rPr>
-                <w:rFonts w:ascii="Arial" w:cs="Arial" w:eastAsia="Arial" w:hAnsi="Arial"/>
+                <w:rFonts w:ascii="Arial" w:cs="Arial" w:eastAsia="Noto Sans CJK SC" w:hAnsi="Arial"/>
                 <w:b w:val="false"/>
                 <w:bCs w:val="false"/>
                 <w:sz w:val="22"/>
@@ -7842,7 +7842,7 @@
             </w:pPr>
             <w:r>
               <w:rPr>
-                <w:rFonts w:ascii="Arial" w:cs="Arial" w:eastAsia="Arial" w:hAnsi="Arial"/>
+                <w:rFonts w:ascii="Arial" w:cs="Arial" w:eastAsia="Noto Sans CJK SC" w:hAnsi="Arial"/>
                 <w:b w:val="false"/>
                 <w:bCs w:val="false"/>
                 <w:sz w:val="22"/>
@@ -7877,7 +7877,7 @@
             </w:pPr>
             <w:r>
               <w:rPr>
-                <w:rFonts w:ascii="Arial" w:cs="Arial" w:eastAsia="Arial" w:hAnsi="Arial"/>
+                <w:rFonts w:ascii="Arial" w:cs="Arial" w:eastAsia="Noto Sans CJK SC" w:hAnsi="Arial"/>
                 <w:b w:val="false"/>
                 <w:bCs w:val="false"/>
                 <w:sz w:val="22"/>
@@ -7910,7 +7910,7 @@
             </w:pPr>
             <w:r>
               <w:rPr>
-                <w:rFonts w:ascii="Arial" w:cs="Arial" w:eastAsia="Arial" w:hAnsi="Arial"/>
+                <w:rFonts w:ascii="Arial" w:cs="Arial" w:eastAsia="Noto Sans CJK SC" w:hAnsi="Arial"/>
                 <w:b w:val="false"/>
                 <w:bCs w:val="false"/>
                 <w:sz w:val="22"/>
@@ -7945,7 +7945,7 @@
             </w:pPr>
             <w:r>
               <w:rPr>
-                <w:rFonts w:ascii="Arial" w:cs="Arial" w:eastAsia="Arial" w:hAnsi="Arial"/>
+                <w:rFonts w:ascii="Arial" w:cs="Arial" w:eastAsia="Noto Sans CJK SC" w:hAnsi="Arial"/>
                 <w:b w:val="false"/>
                 <w:bCs w:val="false"/>
                 <w:sz w:val="22"/>
@@ -7978,7 +7978,7 @@
             </w:pPr>
             <w:r>
               <w:rPr>
-                <w:rFonts w:ascii="Arial" w:cs="Arial" w:eastAsia="Arial" w:hAnsi="Arial"/>
+                <w:rFonts w:ascii="Arial" w:cs="Arial" w:eastAsia="Noto Sans CJK SC" w:hAnsi="Arial"/>
                 <w:b w:val="false"/>
                 <w:bCs w:val="false"/>
                 <w:sz w:val="22"/>
@@ -8127,7 +8127,7 @@
       </w:pPr>
       <w:r>
         <w:rPr>
-          <w:rFonts w:ascii="Arial" w:cs="Arial" w:eastAsia="Arial" w:hAnsi="Arial"/>
+          <w:rFonts w:ascii="Arial" w:cs="Arial" w:eastAsia="Noto Sans CJK SC" w:hAnsi="Arial"/>
           <w:b/>
           <w:bCs/>
           <w:color w:val="2E75B6"/>
@@ -8175,7 +8175,7 @@
             </w:pPr>
             <w:r>
               <w:rPr>
-                <w:rFonts w:ascii="Arial" w:cs="Arial" w:eastAsia="Arial" w:hAnsi="Arial"/>
+                <w:rFonts w:ascii="Arial" w:cs="Arial" w:eastAsia="Noto Sans CJK SC" w:hAnsi="Arial"/>
                 <w:b/>
                 <w:bCs/>
                 <w:sz w:val="22"/>
@@ -8185,7 +8185,7 @@
             </w:r>
             <w:r>
               <w:rPr>
-                <w:rFonts w:ascii="Arial" w:cs="Arial" w:eastAsia="Arial" w:hAnsi="Arial"/>
+                <w:rFonts w:ascii="Arial" w:cs="Arial" w:eastAsia="Noto Sans CJK SC" w:hAnsi="Arial"/>
                 <w:sz w:val="22"/>
                 <w:szCs w:val="22"/>
               </w:rPr>
@@ -8210,7 +8210,7 @@
       </w:pPr>
       <w:r>
         <w:rPr>
-          <w:rFonts w:ascii="Arial" w:cs="Arial" w:eastAsia="Arial" w:hAnsi="Arial"/>
+          <w:rFonts w:ascii="Arial" w:cs="Arial" w:eastAsia="Noto Sans CJK SC" w:hAnsi="Arial"/>
           <w:b/>
           <w:bCs/>
           <w:color w:val="1F4E79"/>
@@ -8227,7 +8227,7 @@
       </w:pPr>
       <w:r>
         <w:rPr>
-          <w:rFonts w:ascii="Arial" w:cs="Arial" w:eastAsia="Arial" w:hAnsi="Arial"/>
+          <w:rFonts w:ascii="Arial" w:cs="Arial" w:eastAsia="Noto Sans CJK SC" w:hAnsi="Arial"/>
           <w:b/>
           <w:bCs/>
           <w:color w:val="2E75B6"/>
@@ -8248,7 +8248,7 @@
       </w:pPr>
       <w:r>
         <w:rPr>
-          <w:rFonts w:ascii="Arial" w:cs="Arial" w:eastAsia="Arial" w:hAnsi="Arial"/>
+          <w:rFonts w:ascii="Arial" w:cs="Arial" w:eastAsia="Noto Sans CJK SC" w:hAnsi="Arial"/>
           <w:color w:val="595959"/>
           <w:sz w:val="22"/>
           <w:szCs w:val="22"/>
@@ -8267,7 +8267,7 @@
       </w:pPr>
       <w:r>
         <w:rPr>
-          <w:rFonts w:ascii="Arial" w:cs="Arial" w:eastAsia="Arial" w:hAnsi="Arial"/>
+          <w:rFonts w:ascii="Arial" w:cs="Arial" w:eastAsia="Noto Sans CJK SC" w:hAnsi="Arial"/>
           <w:color w:val="595959"/>
           <w:sz w:val="22"/>
           <w:szCs w:val="22"/>
@@ -8287,7 +8287,7 @@
       </w:pPr>
       <w:r>
         <w:rPr>
-          <w:rFonts w:ascii="Arial" w:cs="Arial" w:eastAsia="Arial" w:hAnsi="Arial"/>
+          <w:rFonts w:ascii="Arial" w:cs="Arial" w:eastAsia="Noto Sans CJK SC" w:hAnsi="Arial"/>
           <w:b/>
           <w:bCs/>
           <w:color w:val="2E75B6"/>
@@ -8308,7 +8308,7 @@
       </w:pPr>
       <w:r>
         <w:rPr>
-          <w:rFonts w:ascii="Arial" w:cs="Arial" w:eastAsia="Arial" w:hAnsi="Arial"/>
+          <w:rFonts w:ascii="Arial" w:cs="Arial" w:eastAsia="Noto Sans CJK SC" w:hAnsi="Arial"/>
           <w:color w:val="595959"/>
           <w:sz w:val="22"/>
           <w:szCs w:val="22"/>
@@ -8327,7 +8327,7 @@
       </w:pPr>
       <w:r>
         <w:rPr>
-          <w:rFonts w:ascii="Arial" w:cs="Arial" w:eastAsia="Arial" w:hAnsi="Arial"/>
+          <w:rFonts w:ascii="Arial" w:cs="Arial" w:eastAsia="Noto Sans CJK SC" w:hAnsi="Arial"/>
           <w:color w:val="595959"/>
           <w:sz w:val="22"/>
           <w:szCs w:val="22"/>
@@ -8346,7 +8346,7 @@
       </w:pPr>
       <w:r>
         <w:rPr>
-          <w:rFonts w:ascii="Arial" w:cs="Arial" w:eastAsia="Arial" w:hAnsi="Arial"/>
+          <w:rFonts w:ascii="Arial" w:cs="Arial" w:eastAsia="Noto Sans CJK SC" w:hAnsi="Arial"/>
           <w:color w:val="595959"/>
           <w:sz w:val="22"/>
           <w:szCs w:val="22"/>
@@ -8365,7 +8365,7 @@
       </w:pPr>
       <w:r>
         <w:rPr>
-          <w:rFonts w:ascii="Arial" w:cs="Arial" w:eastAsia="Arial" w:hAnsi="Arial"/>
+          <w:rFonts w:ascii="Arial" w:cs="Arial" w:eastAsia="Noto Sans CJK SC" w:hAnsi="Arial"/>
           <w:color w:val="595959"/>
           <w:sz w:val="22"/>
           <w:szCs w:val="22"/>
@@ -8384,7 +8384,7 @@
       </w:pPr>
       <w:r>
         <w:rPr>
-          <w:rFonts w:ascii="Arial" w:cs="Arial" w:eastAsia="Arial" w:hAnsi="Arial"/>
+          <w:rFonts w:ascii="Arial" w:cs="Arial" w:eastAsia="Noto Sans CJK SC" w:hAnsi="Arial"/>
           <w:color w:val="595959"/>
           <w:sz w:val="22"/>
           <w:szCs w:val="22"/>
@@ -8404,7 +8404,7 @@
       </w:pPr>
       <w:r>
         <w:rPr>
-          <w:rFonts w:ascii="Arial" w:cs="Arial" w:eastAsia="Arial" w:hAnsi="Arial"/>
+          <w:rFonts w:ascii="Arial" w:cs="Arial" w:eastAsia="Noto Sans CJK SC" w:hAnsi="Arial"/>
           <w:b/>
           <w:bCs/>
           <w:color w:val="2E75B6"/>
@@ -8420,7 +8420,7 @@
       </w:pPr>
       <w:r>
         <w:rPr>
-          <w:rFonts w:ascii="Arial" w:cs="Arial" w:eastAsia="Arial" w:hAnsi="Arial"/>
+          <w:rFonts w:ascii="Arial" w:cs="Arial" w:eastAsia="Noto Sans CJK SC" w:hAnsi="Arial"/>
           <w:color w:val="595959"/>
           <w:sz w:val="22"/>
           <w:szCs w:val="22"/>
@@ -8469,7 +8469,7 @@
             </w:pPr>
             <w:r>
               <w:rPr>
-                <w:rFonts w:ascii="Arial" w:cs="Arial" w:eastAsia="Arial" w:hAnsi="Arial"/>
+                <w:rFonts w:ascii="Arial" w:cs="Arial" w:eastAsia="Noto Sans CJK SC" w:hAnsi="Arial"/>
                 <w:b/>
                 <w:bCs/>
                 <w:sz w:val="20"/>
@@ -8502,7 +8502,7 @@
             </w:pPr>
             <w:r>
               <w:rPr>
-                <w:rFonts w:ascii="Arial" w:cs="Arial" w:eastAsia="Arial" w:hAnsi="Arial"/>
+                <w:rFonts w:ascii="Arial" w:cs="Arial" w:eastAsia="Noto Sans CJK SC" w:hAnsi="Arial"/>
                 <w:b/>
                 <w:bCs/>
                 <w:sz w:val="20"/>
@@ -8535,7 +8535,7 @@
             </w:pPr>
             <w:r>
               <w:rPr>
-                <w:rFonts w:ascii="Arial" w:cs="Arial" w:eastAsia="Arial" w:hAnsi="Arial"/>
+                <w:rFonts w:ascii="Arial" w:cs="Arial" w:eastAsia="Noto Sans CJK SC" w:hAnsi="Arial"/>
                 <w:b/>
                 <w:bCs/>
                 <w:sz w:val="20"/>
@@ -8570,7 +8570,7 @@
             </w:pPr>
             <w:r>
               <w:rPr>
-                <w:rFonts w:ascii="Arial" w:cs="Arial" w:eastAsia="Arial" w:hAnsi="Arial"/>
+                <w:rFonts w:ascii="Arial" w:cs="Arial" w:eastAsia="Noto Sans CJK SC" w:hAnsi="Arial"/>
                 <w:b w:val="false"/>
                 <w:bCs w:val="false"/>
                 <w:sz w:val="20"/>
@@ -8603,7 +8603,7 @@
             </w:pPr>
             <w:r>
               <w:rPr>
-                <w:rFonts w:ascii="Arial" w:cs="Arial" w:eastAsia="Arial" w:hAnsi="Arial"/>
+                <w:rFonts w:ascii="Arial" w:cs="Arial" w:eastAsia="Noto Sans CJK SC" w:hAnsi="Arial"/>
                 <w:b w:val="false"/>
                 <w:bCs w:val="false"/>
                 <w:sz w:val="20"/>
@@ -8636,7 +8636,7 @@
             </w:pPr>
             <w:r>
               <w:rPr>
-                <w:rFonts w:ascii="Arial" w:cs="Arial" w:eastAsia="Arial" w:hAnsi="Arial"/>
+                <w:rFonts w:ascii="Arial" w:cs="Arial" w:eastAsia="Noto Sans CJK SC" w:hAnsi="Arial"/>
                 <w:b w:val="false"/>
                 <w:bCs w:val="false"/>
                 <w:sz w:val="20"/>
@@ -8671,7 +8671,7 @@
             </w:pPr>
             <w:r>
               <w:rPr>
-                <w:rFonts w:ascii="Arial" w:cs="Arial" w:eastAsia="Arial" w:hAnsi="Arial"/>
+                <w:rFonts w:ascii="Arial" w:cs="Arial" w:eastAsia="Noto Sans CJK SC" w:hAnsi="Arial"/>
                 <w:b w:val="false"/>
                 <w:bCs w:val="false"/>
                 <w:sz w:val="20"/>
@@ -8704,7 +8704,7 @@
             </w:pPr>
             <w:r>
               <w:rPr>
-                <w:rFonts w:ascii="Arial" w:cs="Arial" w:eastAsia="Arial" w:hAnsi="Arial"/>
+                <w:rFonts w:ascii="Arial" w:cs="Arial" w:eastAsia="Noto Sans CJK SC" w:hAnsi="Arial"/>
                 <w:b w:val="false"/>
                 <w:bCs w:val="false"/>
                 <w:sz w:val="20"/>
@@ -8737,7 +8737,7 @@
             </w:pPr>
             <w:r>
               <w:rPr>
-                <w:rFonts w:ascii="Arial" w:cs="Arial" w:eastAsia="Arial" w:hAnsi="Arial"/>
+                <w:rFonts w:ascii="Arial" w:cs="Arial" w:eastAsia="Noto Sans CJK SC" w:hAnsi="Arial"/>
                 <w:b w:val="false"/>
                 <w:bCs w:val="false"/>
                 <w:sz w:val="20"/>
@@ -8772,7 +8772,7 @@
             </w:pPr>
             <w:r>
               <w:rPr>
-                <w:rFonts w:ascii="Arial" w:cs="Arial" w:eastAsia="Arial" w:hAnsi="Arial"/>
+                <w:rFonts w:ascii="Arial" w:cs="Arial" w:eastAsia="Noto Sans CJK SC" w:hAnsi="Arial"/>
                 <w:b w:val="false"/>
                 <w:bCs w:val="false"/>
                 <w:sz w:val="20"/>
@@ -8805,7 +8805,7 @@
             </w:pPr>
             <w:r>
               <w:rPr>
-                <w:rFonts w:ascii="Arial" w:cs="Arial" w:eastAsia="Arial" w:hAnsi="Arial"/>
+                <w:rFonts w:ascii="Arial" w:cs="Arial" w:eastAsia="Noto Sans CJK SC" w:hAnsi="Arial"/>
                 <w:b w:val="false"/>
                 <w:bCs w:val="false"/>
                 <w:sz w:val="20"/>
@@ -8838,7 +8838,7 @@
             </w:pPr>
             <w:r>
               <w:rPr>
-                <w:rFonts w:ascii="Arial" w:cs="Arial" w:eastAsia="Arial" w:hAnsi="Arial"/>
+                <w:rFonts w:ascii="Arial" w:cs="Arial" w:eastAsia="Noto Sans CJK SC" w:hAnsi="Arial"/>
                 <w:b w:val="false"/>
                 <w:bCs w:val="false"/>
                 <w:sz w:val="20"/>
@@ -8930,7 +8930,7 @@
       </w:pPr>
       <w:r>
         <w:rPr>
-          <w:rFonts w:ascii="Arial" w:cs="Arial" w:eastAsia="Arial" w:hAnsi="Arial"/>
+          <w:rFonts w:ascii="Arial" w:cs="Arial" w:eastAsia="Noto Sans CJK SC" w:hAnsi="Arial"/>
           <w:b/>
           <w:bCs/>
           <w:color w:val="1F4E79"/>
@@ -8947,7 +8947,7 @@
       </w:pPr>
       <w:r>
         <w:rPr>
-          <w:rFonts w:ascii="Arial" w:cs="Arial" w:eastAsia="Arial" w:hAnsi="Arial"/>
+          <w:rFonts w:ascii="Arial" w:cs="Arial" w:eastAsia="Noto Sans CJK SC" w:hAnsi="Arial"/>
           <w:b/>
           <w:bCs/>
           <w:color w:val="2E75B6"/>
@@ -8968,7 +8968,7 @@
       </w:pPr>
       <w:r>
         <w:rPr>
-          <w:rFonts w:ascii="Arial" w:cs="Arial" w:eastAsia="Arial" w:hAnsi="Arial"/>
+          <w:rFonts w:ascii="Arial" w:cs="Arial" w:eastAsia="Noto Sans CJK SC" w:hAnsi="Arial"/>
           <w:color w:val="595959"/>
           <w:sz w:val="22"/>
           <w:szCs w:val="22"/>
@@ -8987,7 +8987,7 @@
       </w:pPr>
       <w:r>
         <w:rPr>
-          <w:rFonts w:ascii="Arial" w:cs="Arial" w:eastAsia="Arial" w:hAnsi="Arial"/>
+          <w:rFonts w:ascii="Arial" w:cs="Arial" w:eastAsia="Noto Sans CJK SC" w:hAnsi="Arial"/>
           <w:color w:val="595959"/>
           <w:sz w:val="22"/>
           <w:szCs w:val="22"/>
@@ -9006,7 +9006,7 @@
       </w:pPr>
       <w:r>
         <w:rPr>
-          <w:rFonts w:ascii="Arial" w:cs="Arial" w:eastAsia="Arial" w:hAnsi="Arial"/>
+          <w:rFonts w:ascii="Arial" w:cs="Arial" w:eastAsia="Noto Sans CJK SC" w:hAnsi="Arial"/>
           <w:color w:val="595959"/>
           <w:sz w:val="22"/>
           <w:szCs w:val="22"/>
@@ -9025,7 +9025,7 @@
       </w:pPr>
       <w:r>
         <w:rPr>
-          <w:rFonts w:ascii="Arial" w:cs="Arial" w:eastAsia="Arial" w:hAnsi="Arial"/>
+          <w:rFonts w:ascii="Arial" w:cs="Arial" w:eastAsia="Noto Sans CJK SC" w:hAnsi="Arial"/>
           <w:color w:val="595959"/>
           <w:sz w:val="22"/>
           <w:szCs w:val="22"/>
@@ -9044,7 +9044,7 @@
       </w:pPr>
       <w:r>
         <w:rPr>
-          <w:rFonts w:ascii="Arial" w:cs="Arial" w:eastAsia="Arial" w:hAnsi="Arial"/>
+          <w:rFonts w:ascii="Arial" w:cs="Arial" w:eastAsia="Noto Sans CJK SC" w:hAnsi="Arial"/>
           <w:color w:val="595959"/>
           <w:sz w:val="22"/>
           <w:szCs w:val="22"/>
@@ -9063,7 +9063,7 @@
       </w:pPr>
       <w:r>
         <w:rPr>
-          <w:rFonts w:ascii="Arial" w:cs="Arial" w:eastAsia="Arial" w:hAnsi="Arial"/>
+          <w:rFonts w:ascii="Arial" w:cs="Arial" w:eastAsia="Noto Sans CJK SC" w:hAnsi="Arial"/>
           <w:color w:val="595959"/>
           <w:sz w:val="22"/>
           <w:szCs w:val="22"/>
@@ -9083,7 +9083,7 @@
       </w:pPr>
       <w:r>
         <w:rPr>
-          <w:rFonts w:ascii="Arial" w:cs="Arial" w:eastAsia="Arial" w:hAnsi="Arial"/>
+          <w:rFonts w:ascii="Arial" w:cs="Arial" w:eastAsia="Noto Sans CJK SC" w:hAnsi="Arial"/>
           <w:b/>
           <w:bCs/>
           <w:color w:val="2E75B6"/>
@@ -9104,7 +9104,7 @@
       </w:pPr>
       <w:r>
         <w:rPr>
-          <w:rFonts w:ascii="Arial" w:cs="Arial" w:eastAsia="Arial" w:hAnsi="Arial"/>
+          <w:rFonts w:ascii="Arial" w:cs="Arial" w:eastAsia="Noto Sans CJK SC" w:hAnsi="Arial"/>
           <w:color w:val="595959"/>
           <w:sz w:val="22"/>
           <w:szCs w:val="22"/>
@@ -9123,7 +9123,7 @@
       </w:pPr>
       <w:r>
         <w:rPr>
-          <w:rFonts w:ascii="Arial" w:cs="Arial" w:eastAsia="Arial" w:hAnsi="Arial"/>
+          <w:rFonts w:ascii="Arial" w:cs="Arial" w:eastAsia="Noto Sans CJK SC" w:hAnsi="Arial"/>
           <w:color w:val="595959"/>
           <w:sz w:val="22"/>
           <w:szCs w:val="22"/>
@@ -9142,7 +9142,7 @@
       </w:pPr>
       <w:r>
         <w:rPr>
-          <w:rFonts w:ascii="Arial" w:cs="Arial" w:eastAsia="Arial" w:hAnsi="Arial"/>
+          <w:rFonts w:ascii="Arial" w:cs="Arial" w:eastAsia="Noto Sans CJK SC" w:hAnsi="Arial"/>
           <w:color w:val="595959"/>
           <w:sz w:val="22"/>
           <w:szCs w:val="22"/>
@@ -9193,7 +9193,7 @@
             </w:pPr>
             <w:r>
               <w:rPr>
-                <w:rFonts w:ascii="Arial" w:cs="Arial" w:eastAsia="Arial" w:hAnsi="Arial"/>
+                <w:rFonts w:ascii="Arial" w:cs="Arial" w:eastAsia="Noto Sans CJK SC" w:hAnsi="Arial"/>
                 <w:b/>
                 <w:bCs/>
                 <w:sz w:val="22"/>
@@ -9203,7 +9203,7 @@
             </w:r>
             <w:r>
               <w:rPr>
-                <w:rFonts w:ascii="Arial" w:cs="Arial" w:eastAsia="Arial" w:hAnsi="Arial"/>
+                <w:rFonts w:ascii="Arial" w:cs="Arial" w:eastAsia="Noto Sans CJK SC" w:hAnsi="Arial"/>
                 <w:sz w:val="22"/>
                 <w:szCs w:val="22"/>
               </w:rPr>
@@ -9241,7 +9241,7 @@
     </w:pPr>
     <w:r>
       <w:rPr>
-        <w:rFonts w:ascii="Arial" w:cs="Arial" w:eastAsia="Arial" w:hAnsi="Arial"/>
+        <w:rFonts w:ascii="Arial" w:cs="Arial" w:eastAsia="Noto Sans CJK SC" w:hAnsi="Arial"/>
         <w:color w:val="595959"/>
         <w:sz w:val="18"/>
         <w:szCs w:val="18"/>
@@ -9250,7 +9250,7 @@
     </w:r>
     <w:r>
       <w:rPr>
-        <w:rFonts w:ascii="Arial" w:cs="Arial" w:eastAsia="Arial" w:hAnsi="Arial"/>
+        <w:rFonts w:ascii="Arial" w:cs="Arial" w:eastAsia="Noto Sans CJK SC" w:hAnsi="Arial"/>
         <w:color w:val="595959"/>
         <w:sz w:val="18"/>
         <w:szCs w:val="18"/>
@@ -9260,7 +9260,7 @@
     <w:fldSimple w:instr="[object Object]"/>
     <w:r>
       <w:rPr>
-        <w:rFonts w:ascii="Arial" w:cs="Arial" w:eastAsia="Arial" w:hAnsi="Arial"/>
+        <w:rFonts w:ascii="Arial" w:cs="Arial" w:eastAsia="Noto Sans CJK SC" w:hAnsi="Arial"/>
         <w:color w:val="595959"/>
         <w:sz w:val="18"/>
         <w:szCs w:val="18"/>
@@ -9319,7 +9319,7 @@
     </w:pPr>
     <w:r>
       <w:rPr>
-        <w:rFonts w:ascii="Arial" w:cs="Arial" w:eastAsia="Arial" w:hAnsi="Arial"/>
+        <w:rFonts w:ascii="Arial" w:cs="Arial" w:eastAsia="Noto Sans CJK SC" w:hAnsi="Arial"/>
         <w:color w:val="2E75B6"/>
         <w:sz w:val="18"/>
         <w:szCs w:val="18"/>
@@ -9475,7 +9475,7 @@
   <w:docDefaults>
     <w:rPrDefault>
       <w:rPr>
-        <w:rFonts w:ascii="Arial" w:cs="Arial" w:eastAsia="Arial" w:hAnsi="Arial"/>
+        <w:rFonts w:ascii="Arial" w:cs="Arial" w:eastAsia="Noto Sans CJK SC" w:hAnsi="Arial"/>
         <w:color w:val="595959"/>
         <w:sz w:val="22"/>
         <w:szCs w:val="22"/>
@@ -9627,7 +9627,7 @@
       <w:outlineLvl w:val="0"/>
     </w:pPr>
     <w:rPr>
-      <w:rFonts w:ascii="Arial" w:cs="Arial" w:eastAsia="Arial" w:hAnsi="Arial"/>
+      <w:rFonts w:ascii="Arial" w:cs="Arial" w:eastAsia="Noto Sans CJK SC" w:hAnsi="Arial"/>
       <w:b/>
       <w:bCs/>
       <w:sz w:val="32"/>
@@ -9644,7 +9644,7 @@
       <w:outlineLvl w:val="1"/>
     </w:pPr>
     <w:rPr>
-      <w:rFonts w:ascii="Arial" w:cs="Arial" w:eastAsia="Arial" w:hAnsi="Arial"/>
+      <w:rFonts w:ascii="Arial" w:cs="Arial" w:eastAsia="Noto Sans CJK SC" w:hAnsi="Arial"/>
       <w:b/>
       <w:bCs/>
       <w:sz w:val="26"/>
@@ -9661,7 +9661,7 @@
       <w:outlineLvl w:val="2"/>
     </w:pPr>
     <w:rPr>
-      <w:rFonts w:ascii="Arial" w:cs="Arial" w:eastAsia="Arial" w:hAnsi="Arial"/>
+      <w:rFonts w:ascii="Arial" w:cs="Arial" w:eastAsia="Noto Sans CJK SC" w:hAnsi="Arial"/>
       <w:b/>
       <w:bCs/>
       <w:sz w:val="24"/>

--- a/docs/SKILL_WRITING_GUIDE.docx
+++ b/docs/SKILL_WRITING_GUIDE.docx
@@ -227,7 +227,7 @@
           <w:sz w:val="22"/>
           <w:szCs w:val="22"/>
         </w:rPr>
-        <w:t xml:space="preserve">OpenClaw / AgentSkills export for ecosystem interoperability (v3.1.3)</w:t>
+        <w:t xml:space="preserve">OpenClaw / AgentSkills export for ecosystem interoperability (v3.1.4)</w:t>
       </w:r>
     </w:p>
     <w:p>
@@ -2150,7 +2150,7 @@
           <w:sz w:val="32"/>
           <w:szCs w:val="32"/>
         </w:rPr>
-        <w:t xml:space="preserve">5. OpenClaw / AgentSkills Compatibility (v3.1.3)</w:t>
+        <w:t xml:space="preserve">5. OpenClaw / AgentSkills Compatibility (v3.1.4)</w:t>
       </w:r>
     </w:p>
     <w:p>

--- a/docs/SKILL_WRITING_GUIDE.docx
+++ b/docs/SKILL_WRITING_GUIDE.docx
@@ -227,7 +227,7 @@
           <w:sz w:val="22"/>
           <w:szCs w:val="22"/>
         </w:rPr>
-        <w:t xml:space="preserve">OpenClaw / AgentSkills export for ecosystem interoperability (v3.1.4)</w:t>
+        <w:t xml:space="preserve">OpenClaw / AgentSkills export for ecosystem interoperability (v3.2.0)</w:t>
       </w:r>
     </w:p>
     <w:p>
@@ -2150,7 +2150,7 @@
           <w:sz w:val="32"/>
           <w:szCs w:val="32"/>
         </w:rPr>
-        <w:t xml:space="preserve">5. OpenClaw / AgentSkills Compatibility (v3.1.4)</w:t>
+        <w:t xml:space="preserve">5. OpenClaw / AgentSkills Compatibility (v3.2.0)</w:t>
       </w:r>
     </w:p>
     <w:p>
